--- a/Hub_Astorya_Articles_et_Contrat.docx
+++ b/Hub_Astorya_Articles_et_Contrat.docx
@@ -252,21 +252,39 @@
           <w:color w:val="1F2942"/>
           <w:sz w:val="28"/>
         </w:rPr>
-        <w:t>Comment c'est possible ?</w:t>
-      </w:r>
-    </w:p>
-    <w:p>
-      <w:r>
-        <w:t xml:space="preserve">Astorya SGI </w:t>
+        <w:t>Le logiciel est offert — les services qui le font tourner sont notre métier</w:t>
+      </w:r>
+    </w:p>
+    <w:p>
+      <w:r>
+        <w:t xml:space="preserve">Le </w:t>
       </w:r>
       <w:r>
         <w:rPr>
           <w:b/>
         </w:rPr>
-        <w:t>héberge intégralement</w:t>
-      </w:r>
-      <w:r>
-        <w:t xml:space="preserve"> le Hub sur son infrastructure souveraine française :</w:t>
+        <w:t>logiciel Hub Astorya</w:t>
+      </w:r>
+      <w:r>
+        <w:t xml:space="preserve"> vous est mis à disposition </w:t>
+      </w:r>
+      <w:r>
+        <w:rPr>
+          <w:b/>
+        </w:rPr>
+        <w:t>gratuitement</w:t>
+      </w:r>
+      <w:r>
+        <w:t xml:space="preserve">. Ce qui a de la valeur, et ce qui fait notre métier, c'est de le faire fonctionner pour vous </w:t>
+      </w:r>
+      <w:r>
+        <w:rPr>
+          <w:b/>
+        </w:rPr>
+        <w:t>de manière fiable, sécurisée et continue</w:t>
+      </w:r>
+      <w:r>
+        <w:t xml:space="preserve"> :</w:t>
       </w:r>
     </w:p>
     <w:p>
@@ -274,7 +292,16 @@
         <w:pStyle w:val="ListBullet"/>
       </w:pPr>
       <w:r>
-        <w:t>Serveurs propriétaires en datacenter français certifié ISO 27001</w:t>
+        <w:t xml:space="preserve">🖥 </w:t>
+      </w:r>
+      <w:r>
+        <w:rPr>
+          <w:b/>
+        </w:rPr>
+        <w:t>Hébergement</w:t>
+      </w:r>
+      <w:r>
+        <w:t xml:space="preserve"> sur notre infrastructure souveraine française</w:t>
       </w:r>
     </w:p>
     <w:p>
@@ -282,7 +309,16 @@
         <w:pStyle w:val="ListBullet"/>
       </w:pPr>
       <w:r>
-        <w:t>Base de données PostgreSQL Supabase hébergée UE (RGPD natif)</w:t>
+        <w:t xml:space="preserve">🗄 </w:t>
+      </w:r>
+      <w:r>
+        <w:rPr>
+          <w:b/>
+        </w:rPr>
+        <w:t>Gestion de la base de données</w:t>
+      </w:r>
+      <w:r>
+        <w:t xml:space="preserve"> (administration, optimisation, supervision)</w:t>
       </w:r>
     </w:p>
     <w:p>
@@ -290,7 +326,16 @@
         <w:pStyle w:val="ListBullet"/>
       </w:pPr>
       <w:r>
-        <w:t>Certificats SSL/TLS gérés et renouvelés automatiquement</w:t>
+        <w:t xml:space="preserve">🔐 </w:t>
+      </w:r>
+      <w:r>
+        <w:rPr>
+          <w:b/>
+        </w:rPr>
+        <w:t>Certificats SSL/TLS</w:t>
+      </w:r>
+      <w:r>
+        <w:t xml:space="preserve"> gérés et renouvelés automatiquement</w:t>
       </w:r>
     </w:p>
     <w:p>
@@ -298,7 +343,16 @@
         <w:pStyle w:val="ListBullet"/>
       </w:pPr>
       <w:r>
-        <w:t>Sauvegardes quotidiennes chiffrées (rétention 30 jours)</w:t>
+        <w:t xml:space="preserve">💾 </w:t>
+      </w:r>
+      <w:r>
+        <w:rPr>
+          <w:b/>
+        </w:rPr>
+        <w:t>Sauvegardes quotidiennes chiffrées</w:t>
+      </w:r>
+      <w:r>
+        <w:t xml:space="preserve"> (rétention 30 jours) et plan de reprise</w:t>
       </w:r>
     </w:p>
     <w:p>
@@ -306,7 +360,22 @@
         <w:pStyle w:val="ListBullet"/>
       </w:pPr>
       <w:r>
-        <w:t>Code source maîtrisé sur dépôt privé Astorya</w:t>
+        <w:t xml:space="preserve">🛠 </w:t>
+      </w:r>
+      <w:r>
+        <w:rPr>
+          <w:b/>
+        </w:rPr>
+        <w:t>Maintenance corrective</w:t>
+      </w:r>
+      <w:r>
+        <w:t xml:space="preserve"> (correctifs, sécurité) et </w:t>
+      </w:r>
+      <w:r>
+        <w:rPr>
+          <w:b/>
+        </w:rPr>
+        <w:t>maintenance évolutive</w:t>
       </w:r>
     </w:p>
     <w:p>
@@ -314,7 +383,67 @@
         <w:pStyle w:val="ListBullet"/>
       </w:pPr>
       <w:r>
-        <w:t>Cellule sécurité 24/7</w:t>
+        <w:t xml:space="preserve">🧩 </w:t>
+      </w:r>
+      <w:r>
+        <w:rPr>
+          <w:b/>
+        </w:rPr>
+        <w:t>TMA</w:t>
+      </w:r>
+      <w:r>
+        <w:t xml:space="preserve"> (Tierce Maintenance Applicative) : adaptations, support, accompagnement</w:t>
+      </w:r>
+    </w:p>
+    <w:p>
+      <w:pPr>
+        <w:pStyle w:val="ListBullet"/>
+      </w:pPr>
+      <w:r>
+        <w:t xml:space="preserve">🛡 </w:t>
+      </w:r>
+      <w:r>
+        <w:rPr>
+          <w:b/>
+        </w:rPr>
+        <w:t>Cellule sécurité</w:t>
+      </w:r>
+      <w:r>
+        <w:t xml:space="preserve"> et supervision</w:t>
+      </w:r>
+    </w:p>
+    <w:p>
+      <w:r>
+        <w:t xml:space="preserve">Ces services sont fournis dans le cadre d'un </w:t>
+      </w:r>
+      <w:r>
+        <w:rPr>
+          <w:b/>
+        </w:rPr>
+        <w:t>contrat commercial d'hébergement et de maintenance</w:t>
+      </w:r>
+      <w:r>
+        <w:t>, qui constitue le modèle économique de la solution.</w:t>
+      </w:r>
+    </w:p>
+    <w:p>
+      <w:pPr>
+        <w:ind w:left="283"/>
+      </w:pPr>
+      <w:r>
+        <w:rPr>
+          <w:b/>
+          <w:i/>
+          <w:color w:val="475569"/>
+        </w:rPr>
+        <w:t>En clair</w:t>
+      </w:r>
+      <w:r>
+        <w:rPr>
+          <w:i/>
+          <w:color w:val="475569"/>
+        </w:rPr>
+        <w:t xml:space="preserve"> : le logiciel ne vous coûte rien. Vous payez uniquement les services d'infrastructure et de maintenance qui garantissent sa disponibilité, sa sécurité et son évolution — comme vous payeriez l'électricité d'une machine que l'on vous aurait offerte.</w:t>
       </w:r>
     </w:p>
     <w:p>
@@ -328,25 +457,16 @@
         <w:t>rien à installer</w:t>
       </w:r>
       <w:r>
-        <w:t xml:space="preserve">, </w:t>
+        <w:t xml:space="preserve"> et </w:t>
       </w:r>
       <w:r>
         <w:rPr>
           <w:b/>
         </w:rPr>
-        <w:t>rien à maintenir</w:t>
-      </w:r>
-      <w:r>
-        <w:t xml:space="preserve">, </w:t>
-      </w:r>
-      <w:r>
-        <w:rPr>
-          <w:b/>
-        </w:rPr>
-        <w:t>rien à payer</w:t>
-      </w:r>
-      <w:r>
-        <w:t>.</w:t>
+        <w:t>rien à administrer</w:t>
+      </w:r>
+      <w:r>
+        <w:t xml:space="preserve"> vous-même.</w:t>
       </w:r>
     </w:p>
     <w:p>
@@ -420,21 +540,53 @@
     </w:p>
     <w:p>
       <w:r>
-        <w:t xml:space="preserve">L'accès gratuit au Hub Astorya est strictement réservé aux </w:t>
+        <w:t xml:space="preserve">L'accès gratuit au </w:t>
       </w:r>
       <w:r>
         <w:rPr>
           <w:b/>
         </w:rPr>
-        <w:t>clients sous contrat actif</w:t>
-      </w:r>
-      <w:r>
-        <w:t xml:space="preserve"> avec Astorya SGI (maintenance, infogérance, services managés ou abonnement logiciel). L'accès cesse 30 jours après la fin du contrat client, période pendant laquelle l'export des données reste possible.</w:t>
-      </w:r>
-    </w:p>
-    <w:p>
-      <w:r>
-        <w:t>L'utilisation du Hub est encadrée par un contrat de mise à disposition à signer en amont (cf. CGU et contrat de service).</w:t>
+        <w:t>logiciel</w:t>
+      </w:r>
+      <w:r>
+        <w:t xml:space="preserve"> Hub Astorya est strictement réservé aux </w:t>
+      </w:r>
+      <w:r>
+        <w:rPr>
+          <w:b/>
+        </w:rPr>
+        <w:t>clients ayant souscrit le contrat commercial d'hébergement et de maintenance</w:t>
+      </w:r>
+      <w:r>
+        <w:t xml:space="preserve"> auprès d'Astorya SGI. Ce contrat couvre l'hébergement, la gestion de la base de données, les certificats SSL, les sauvegardes, la maintenance corrective et évolutive, et la TMA.</w:t>
+      </w:r>
+    </w:p>
+    <w:p>
+      <w:r>
+        <w:t>L'accès au logiciel cesse 30 jours après la fin du contrat de services, période pendant laquelle l'export des données reste garanti.</w:t>
+      </w:r>
+    </w:p>
+    <w:p>
+      <w:r>
+        <w:t xml:space="preserve">La mise à disposition du logiciel et la fourniture des services associés sont encadrées par deux documents complémentaires : le </w:t>
+      </w:r>
+      <w:r>
+        <w:rPr>
+          <w:b/>
+        </w:rPr>
+        <w:t>contrat de mise à disposition gratuite du logiciel</w:t>
+      </w:r>
+      <w:r>
+        <w:t xml:space="preserve"> (gratuité, propriété des données, réversibilité, sécurité) et le </w:t>
+      </w:r>
+      <w:r>
+        <w:rPr>
+          <w:b/>
+        </w:rPr>
+        <w:t>contrat commercial de services</w:t>
+      </w:r>
+      <w:r>
+        <w:t xml:space="preserve"> (hébergement, maintenance, TMA, tarification).</w:t>
       </w:r>
     </w:p>
     <w:p>
@@ -525,13 +677,372 @@
     </w:p>
     <w:p>
       <w:r>
-        <w:t xml:space="preserve">Il n'y a pas de modèle freemium caché, pas de licence à upgrader, pas de surcoût futur. </w:t>
+        <w:t xml:space="preserve">Il n'y a pas de modèle freemium caché, pas de licence à upgrader. </w:t>
       </w:r>
       <w:r>
         <w:rPr>
           <w:b/>
         </w:rPr>
-        <w:t>Le Hub est et restera gratuit pour les clients sous contrat actif.</w:t>
+        <w:t>Le logiciel est et restera gratuit pour les clients sous contrat de services actif.</w:t>
+      </w:r>
+    </w:p>
+    <w:p>
+      <w:pPr>
+        <w:pStyle w:val="Heading2"/>
+      </w:pPr>
+      <w:r>
+        <w:rPr>
+          <w:color w:val="1F2942"/>
+          <w:sz w:val="28"/>
+        </w:rPr>
+        <w:t>Qu'est-ce qui est gratuit et qu'est-ce qui est payant ?</w:t>
+      </w:r>
+    </w:p>
+    <w:p>
+      <w:r>
+        <w:t>C'est simple et transparent :</w:t>
+      </w:r>
+    </w:p>
+    <w:tbl>
+      <w:tblPr>
+        <w:tblStyle w:val="TableGrid"/>
+        <w:tblW w:type="auto" w:w="0"/>
+        <w:jc w:val="center"/>
+        <w:tblLook w:firstColumn="1" w:firstRow="1" w:lastColumn="0" w:lastRow="0" w:noHBand="0" w:noVBand="1" w:val="04A0"/>
+      </w:tblPr>
+      <w:tblGrid>
+        <w:gridCol w:w="4986"/>
+        <w:gridCol w:w="4986"/>
+      </w:tblGrid>
+      <w:tr>
+        <w:tc>
+          <w:tcPr>
+            <w:tcW w:type="dxa" w:w="4986"/>
+            <w:shd w:val="clear" w:color="auto" w:fill="EEF2FF"/>
+          </w:tcPr>
+          <w:p>
+            <w:r>
+              <w:rPr>
+                <w:b/>
+                <w:color w:val="1F2942"/>
+                <w:sz w:val="18"/>
+              </w:rPr>
+              <w:t>Élément</w:t>
+            </w:r>
+          </w:p>
+        </w:tc>
+        <w:tc>
+          <w:tcPr>
+            <w:tcW w:type="dxa" w:w="4986"/>
+            <w:shd w:val="clear" w:color="auto" w:fill="EEF2FF"/>
+          </w:tcPr>
+          <w:p>
+            <w:r>
+              <w:rPr>
+                <w:b/>
+                <w:color w:val="1F2942"/>
+                <w:sz w:val="18"/>
+              </w:rPr>
+              <w:t>Tarif</w:t>
+            </w:r>
+          </w:p>
+        </w:tc>
+      </w:tr>
+      <w:tr>
+        <w:tc>
+          <w:tcPr>
+            <w:tcW w:type="dxa" w:w="4986"/>
+          </w:tcPr>
+          <w:p>
+            <w:r>
+              <w:rPr>
+                <w:b/>
+                <w:sz w:val="18"/>
+              </w:rPr>
+              <w:t>Le logiciel Hub Astorya</w:t>
+            </w:r>
+            <w:r>
+              <w:rPr>
+                <w:sz w:val="18"/>
+              </w:rPr>
+              <w:t xml:space="preserve"> (droit d'usage, toutes les fonctionnalités, mises à jour)</w:t>
+            </w:r>
+          </w:p>
+        </w:tc>
+        <w:tc>
+          <w:tcPr>
+            <w:tcW w:type="dxa" w:w="4986"/>
+          </w:tcPr>
+          <w:p>
+            <w:r>
+              <w:rPr>
+                <w:sz w:val="18"/>
+              </w:rPr>
+              <w:t xml:space="preserve">✅ </w:t>
+            </w:r>
+            <w:r>
+              <w:rPr>
+                <w:b/>
+                <w:sz w:val="18"/>
+              </w:rPr>
+              <w:t>Gratuit</w:t>
+            </w:r>
+          </w:p>
+        </w:tc>
+      </w:tr>
+      <w:tr>
+        <w:tc>
+          <w:tcPr>
+            <w:tcW w:type="dxa" w:w="4986"/>
+          </w:tcPr>
+          <w:p>
+            <w:r>
+              <w:rPr>
+                <w:b/>
+                <w:sz w:val="18"/>
+              </w:rPr>
+              <w:t>Hébergement</w:t>
+            </w:r>
+            <w:r>
+              <w:rPr>
+                <w:sz w:val="18"/>
+              </w:rPr>
+              <w:t xml:space="preserve"> sur infrastructure souveraine française</w:t>
+            </w:r>
+          </w:p>
+        </w:tc>
+        <w:tc>
+          <w:tcPr>
+            <w:tcW w:type="dxa" w:w="4986"/>
+          </w:tcPr>
+          <w:p>
+            <w:r>
+              <w:rPr>
+                <w:sz w:val="18"/>
+              </w:rPr>
+              <w:t>💼 Contrat de services</w:t>
+            </w:r>
+          </w:p>
+        </w:tc>
+      </w:tr>
+      <w:tr>
+        <w:tc>
+          <w:tcPr>
+            <w:tcW w:type="dxa" w:w="4986"/>
+          </w:tcPr>
+          <w:p>
+            <w:r>
+              <w:rPr>
+                <w:b/>
+                <w:sz w:val="18"/>
+              </w:rPr>
+              <w:t>Gestion de la base de données</w:t>
+            </w:r>
+            <w:r>
+              <w:rPr>
+                <w:sz w:val="18"/>
+              </w:rPr>
+              <w:t xml:space="preserve"> (administration, supervision, optimisation)</w:t>
+            </w:r>
+          </w:p>
+        </w:tc>
+        <w:tc>
+          <w:tcPr>
+            <w:tcW w:type="dxa" w:w="4986"/>
+          </w:tcPr>
+          <w:p>
+            <w:r>
+              <w:rPr>
+                <w:sz w:val="18"/>
+              </w:rPr>
+              <w:t>💼 Contrat de services</w:t>
+            </w:r>
+          </w:p>
+        </w:tc>
+      </w:tr>
+      <w:tr>
+        <w:tc>
+          <w:tcPr>
+            <w:tcW w:type="dxa" w:w="4986"/>
+          </w:tcPr>
+          <w:p>
+            <w:r>
+              <w:rPr>
+                <w:b/>
+                <w:sz w:val="18"/>
+              </w:rPr>
+              <w:t>Certificats SSL/TLS</w:t>
+            </w:r>
+            <w:r>
+              <w:rPr>
+                <w:sz w:val="18"/>
+              </w:rPr>
+              <w:t xml:space="preserve"> (émission, renouvellement, monitoring)</w:t>
+            </w:r>
+          </w:p>
+        </w:tc>
+        <w:tc>
+          <w:tcPr>
+            <w:tcW w:type="dxa" w:w="4986"/>
+          </w:tcPr>
+          <w:p>
+            <w:r>
+              <w:rPr>
+                <w:sz w:val="18"/>
+              </w:rPr>
+              <w:t>💼 Contrat de services</w:t>
+            </w:r>
+          </w:p>
+        </w:tc>
+      </w:tr>
+      <w:tr>
+        <w:tc>
+          <w:tcPr>
+            <w:tcW w:type="dxa" w:w="4986"/>
+          </w:tcPr>
+          <w:p>
+            <w:r>
+              <w:rPr>
+                <w:b/>
+                <w:sz w:val="18"/>
+              </w:rPr>
+              <w:t>Sauvegardes quotidiennes chiffrées</w:t>
+            </w:r>
+            <w:r>
+              <w:rPr>
+                <w:sz w:val="18"/>
+              </w:rPr>
+              <w:t xml:space="preserve"> + plan de reprise d'activité</w:t>
+            </w:r>
+          </w:p>
+        </w:tc>
+        <w:tc>
+          <w:tcPr>
+            <w:tcW w:type="dxa" w:w="4986"/>
+          </w:tcPr>
+          <w:p>
+            <w:r>
+              <w:rPr>
+                <w:sz w:val="18"/>
+              </w:rPr>
+              <w:t>💼 Contrat de services</w:t>
+            </w:r>
+          </w:p>
+        </w:tc>
+      </w:tr>
+      <w:tr>
+        <w:tc>
+          <w:tcPr>
+            <w:tcW w:type="dxa" w:w="4986"/>
+          </w:tcPr>
+          <w:p>
+            <w:r>
+              <w:rPr>
+                <w:b/>
+                <w:sz w:val="18"/>
+              </w:rPr>
+              <w:t>Maintenance corrective</w:t>
+            </w:r>
+            <w:r>
+              <w:rPr>
+                <w:sz w:val="18"/>
+              </w:rPr>
+              <w:t xml:space="preserve"> (correctifs, patchs de sécurité)</w:t>
+            </w:r>
+          </w:p>
+        </w:tc>
+        <w:tc>
+          <w:tcPr>
+            <w:tcW w:type="dxa" w:w="4986"/>
+          </w:tcPr>
+          <w:p>
+            <w:r>
+              <w:rPr>
+                <w:sz w:val="18"/>
+              </w:rPr>
+              <w:t>💼 Contrat de services</w:t>
+            </w:r>
+          </w:p>
+        </w:tc>
+      </w:tr>
+      <w:tr>
+        <w:tc>
+          <w:tcPr>
+            <w:tcW w:type="dxa" w:w="4986"/>
+          </w:tcPr>
+          <w:p>
+            <w:r>
+              <w:rPr>
+                <w:b/>
+                <w:sz w:val="18"/>
+              </w:rPr>
+              <w:t>Maintenance évolutive / TMA</w:t>
+            </w:r>
+            <w:r>
+              <w:rPr>
+                <w:sz w:val="18"/>
+              </w:rPr>
+              <w:t xml:space="preserve"> (nouvelles fonctions, adaptations)</w:t>
+            </w:r>
+          </w:p>
+        </w:tc>
+        <w:tc>
+          <w:tcPr>
+            <w:tcW w:type="dxa" w:w="4986"/>
+          </w:tcPr>
+          <w:p>
+            <w:r>
+              <w:rPr>
+                <w:sz w:val="18"/>
+              </w:rPr>
+              <w:t>💼 Contrat de services</w:t>
+            </w:r>
+          </w:p>
+        </w:tc>
+      </w:tr>
+      <w:tr>
+        <w:tc>
+          <w:tcPr>
+            <w:tcW w:type="dxa" w:w="4986"/>
+          </w:tcPr>
+          <w:p>
+            <w:r>
+              <w:rPr>
+                <w:b/>
+                <w:sz w:val="18"/>
+              </w:rPr>
+              <w:t>Support et accompagnement</w:t>
+            </w:r>
+          </w:p>
+        </w:tc>
+        <w:tc>
+          <w:tcPr>
+            <w:tcW w:type="dxa" w:w="4986"/>
+          </w:tcPr>
+          <w:p>
+            <w:r>
+              <w:rPr>
+                <w:sz w:val="18"/>
+              </w:rPr>
+              <w:t>💼 Contrat de services</w:t>
+            </w:r>
+          </w:p>
+        </w:tc>
+      </w:tr>
+    </w:tbl>
+    <w:p/>
+    <w:p>
+      <w:r>
+        <w:t xml:space="preserve">Autrement dit : </w:t>
+      </w:r>
+      <w:r>
+        <w:rPr>
+          <w:b/>
+        </w:rPr>
+        <w:t>on vous offre l'outil, on vous facture le carburant et l'entretien.</w:t>
+      </w:r>
+      <w:r>
+        <w:t xml:space="preserve"> C'est le contrat commercial d'hébergement et de maintenance qui fait vivre la solution et finance son évolution continue.</w:t>
       </w:r>
     </w:p>
     <w:p>
@@ -554,55 +1065,15 @@
         <w:rPr>
           <w:b/>
         </w:rPr>
-        <w:t>client Astorya SGI sous contrat actif</w:t>
-      </w:r>
-      <w:r>
-        <w:t xml:space="preserve"> :</w:t>
-      </w:r>
-    </w:p>
-    <w:p>
-      <w:pPr>
-        <w:pStyle w:val="ListBullet"/>
-      </w:pPr>
-      <w:r>
-        <w:t>Contrat de maintenance / infogérance</w:t>
-      </w:r>
-    </w:p>
-    <w:p>
-      <w:pPr>
-        <w:pStyle w:val="ListBullet"/>
-      </w:pPr>
-      <w:r>
-        <w:t>Contrat d'hébergement / cloud privé</w:t>
-      </w:r>
-    </w:p>
-    <w:p>
-      <w:pPr>
-        <w:pStyle w:val="ListBullet"/>
-      </w:pPr>
-      <w:r>
-        <w:t>Contrat de support technique annuel</w:t>
-      </w:r>
-    </w:p>
-    <w:p>
-      <w:pPr>
-        <w:pStyle w:val="ListBullet"/>
-      </w:pPr>
-      <w:r>
-        <w:t>Abonnement licence Microsoft 365 NCE via Astorya</w:t>
-      </w:r>
-    </w:p>
-    <w:p>
-      <w:pPr>
-        <w:pStyle w:val="ListBullet"/>
-      </w:pPr>
-      <w:r>
-        <w:t>Tout autre service récurrent facturé par Astorya</w:t>
-      </w:r>
-    </w:p>
-    <w:p>
-      <w:r>
-        <w:t>Le bénéfice du Hub est attaché au compte client, non aux utilisateurs individuels. Vous pouvez ouvrir autant de comptes utilisateurs que nécessaire dans votre entreprise (selon vos besoins).</w:t>
+        <w:t>client Astorya SGI ayant souscrit le contrat d'hébergement et de maintenance</w:t>
+      </w:r>
+      <w:r>
+        <w:t xml:space="preserve"> du Hub. Ce contrat peut être autonome ou intégré à un contrat de services plus large (infogérance, cloud privé, support).</w:t>
+      </w:r>
+    </w:p>
+    <w:p>
+      <w:r>
+        <w:t>Le bénéfice du Hub est attaché au compte client, non aux utilisateurs individuels. Vous pouvez ouvrir autant de comptes utilisateurs que nécessaire dans votre entreprise (selon votre offre de services).</w:t>
       </w:r>
     </w:p>
     <w:p>
@@ -1309,7 +1780,7 @@
           <w:color w:val="1F2942"/>
           <w:sz w:val="28"/>
         </w:rPr>
-        <w:t>Conditions</w:t>
+        <w:t>Le modèle</w:t>
       </w:r>
     </w:p>
     <w:p>
@@ -1323,27 +1794,24 @@
         <w:rPr>
           <w:b/>
         </w:rPr>
-        <w:t>Gratuit</w:t>
-      </w:r>
-      <w:r>
-        <w:t xml:space="preserve"> — aucun frais d'accès, aucun surcoût caché</w:t>
-      </w:r>
-    </w:p>
-    <w:p>
-      <w:pPr>
-        <w:pStyle w:val="ListBullet"/>
-      </w:pPr>
-      <w:r>
-        <w:t xml:space="preserve">✅ </w:t>
+        <w:t>Le logiciel est offert</w:t>
+      </w:r>
+      <w:r>
+        <w:t xml:space="preserve"> — droit d'usage gratuit, toutes les fonctionnalités, mises à jour incluses</w:t>
+      </w:r>
+    </w:p>
+    <w:p>
+      <w:r>
+        <w:t xml:space="preserve">💼 </w:t>
       </w:r>
       <w:r>
         <w:rPr>
           <w:b/>
         </w:rPr>
-        <w:t>Hébergé chez nous</w:t>
-      </w:r>
-      <w:r>
-        <w:t xml:space="preserve"> — serveurs français, sauvegardes quotidiennes, certificats SSL gérés</w:t>
+        <w:t>Les services sont notre métier</w:t>
+      </w:r>
+      <w:r>
+        <w:t xml:space="preserve"> — hébergement, gestion de la base, SSL, sauvegardes, maintenance et TMA via un contrat commercial dédié (c'est ce qui fait vivre et évoluer la solution)</w:t>
       </w:r>
     </w:p>
     <w:p>
@@ -1374,7 +1842,7 @@
         <w:rPr>
           <w:b/>
         </w:rPr>
-        <w:t>Aucun engagement</w:t>
+        <w:t>Réversibilité totale</w:t>
       </w:r>
       <w:r>
         <w:t xml:space="preserve"> — vous arrêtez quand vous voulez, vous repartez avec tout</w:t>
@@ -1587,7 +2055,21 @@
     </w:p>
     <w:p>
       <w:r>
-        <w:t xml:space="preserve">Le Prestataire souhaite mettre à disposition le Logiciel à titre </w:t>
+        <w:t>Le modèle retenu par le Prestataire repose sur une distinction fondamentale :</w:t>
+      </w:r>
+    </w:p>
+    <w:p>
+      <w:pPr>
+        <w:pStyle w:val="ListBullet"/>
+      </w:pPr>
+      <w:r>
+        <w:rPr>
+          <w:b/>
+        </w:rPr>
+        <w:t>Le Logiciel</w:t>
+      </w:r>
+      <w:r>
+        <w:t xml:space="preserve"> (droit d'usage) est mis à disposition à titre </w:t>
       </w:r>
       <w:r>
         <w:rPr>
@@ -1596,12 +2078,58 @@
         <w:t>gracieux</w:t>
       </w:r>
       <w:r>
-        <w:t xml:space="preserve"> au profit de ses clients sous contrat de service actif, dans le cadre strictement défini par le présent contrat.</w:t>
-      </w:r>
-    </w:p>
-    <w:p>
-      <w:r>
-        <w:t>Le Client, lié au Prestataire par un ou plusieurs contrats de service en cours d'exécution, souhaite bénéficier de cette mise à disposition.</w:t>
+        <w:t>, et fait l'objet du présent contrat ;</w:t>
+      </w:r>
+    </w:p>
+    <w:p>
+      <w:pPr>
+        <w:pStyle w:val="ListBullet"/>
+      </w:pPr>
+      <w:r>
+        <w:rPr>
+          <w:b/>
+        </w:rPr>
+        <w:t>Les services techniques</w:t>
+      </w:r>
+      <w:r>
+        <w:t xml:space="preserve"> indispensables à son fonctionnement — hébergement, administration de la base de données, certificats de sécurité, sauvegardes, maintenance et tierce maintenance applicative (TMA) — sont fournis à titre </w:t>
+      </w:r>
+      <w:r>
+        <w:rPr>
+          <w:b/>
+        </w:rPr>
+        <w:t>onéreux</w:t>
+      </w:r>
+      <w:r>
+        <w:t xml:space="preserve"> dans le cadre d'un </w:t>
+      </w:r>
+      <w:r>
+        <w:rPr>
+          <w:b/>
+        </w:rPr>
+        <w:t>contrat commercial de services distinct</w:t>
+      </w:r>
+      <w:r>
+        <w:t xml:space="preserve"> (ci-après « le Contrat de Services »), qui constitue le modèle économique de la solution.</w:t>
+      </w:r>
+    </w:p>
+    <w:p>
+      <w:r>
+        <w:t xml:space="preserve">Le bénéfice du présent contrat est par conséquent </w:t>
+      </w:r>
+      <w:r>
+        <w:rPr>
+          <w:b/>
+        </w:rPr>
+        <w:t>indissociable</w:t>
+      </w:r>
+      <w:r>
+        <w:t xml:space="preserve"> de la souscription et du maintien en vigueur du Contrat de Services.</w:t>
+      </w:r>
+    </w:p>
+    <w:p>
+      <w:r>
+        <w:t>Le Client, souhaitant bénéficier du Logiciel, a souscrit ou souscrit concomitamment le Contrat de Services auprès du Prestataire.</w:t>
       </w:r>
     </w:p>
     <w:p>
@@ -1661,6 +2189,20 @@
       </w:r>
     </w:p>
     <w:p>
+      <w:r>
+        <w:t xml:space="preserve">Le présent contrat ne couvre </w:t>
+      </w:r>
+      <w:r>
+        <w:rPr>
+          <w:b/>
+        </w:rPr>
+        <w:t>pas</w:t>
+      </w:r>
+      <w:r>
+        <w:t xml:space="preserve"> la fourniture des services techniques d'exploitation du Logiciel, lesquels relèvent du Contrat de Services visé à l'article 2 bis.</w:t>
+      </w:r>
+    </w:p>
+    <w:p>
       <w:pPr>
         <w:spacing w:before="80"/>
         <w:pBdr>
@@ -1682,16 +2224,16 @@
     </w:p>
     <w:p>
       <w:r>
-        <w:t xml:space="preserve">L'accès au Logiciel est conditionné à l'existence d'au moins un </w:t>
+        <w:t xml:space="preserve">L'accès au Logiciel est conditionné à l'existence d'un </w:t>
       </w:r>
       <w:r>
         <w:rPr>
           <w:b/>
         </w:rPr>
-        <w:t>contrat de service actif</w:t>
-      </w:r>
-      <w:r>
-        <w:t xml:space="preserve"> entre le Client et le Prestataire, parmi les catégories suivantes :</w:t>
+        <w:t>Contrat de Services actif</w:t>
+      </w:r>
+      <w:r>
+        <w:t xml:space="preserve"> entre le Client et le Prestataire (cf. article 2 bis), le cas échéant intégré à un contrat de services plus large parmi les catégories suivantes :</w:t>
       </w:r>
     </w:p>
     <w:p>
@@ -1699,6 +2241,14 @@
         <w:pStyle w:val="ListBullet"/>
       </w:pPr>
       <w:r>
+        <w:t>Contrat d'hébergement et de maintenance du Hub Astorya</w:t>
+      </w:r>
+    </w:p>
+    <w:p>
+      <w:pPr>
+        <w:pStyle w:val="ListBullet"/>
+      </w:pPr>
+      <w:r>
         <w:t>Contrat de maintenance / infogérance informatique</w:t>
       </w:r>
     </w:p>
@@ -1716,14 +2266,6 @@
       </w:pPr>
       <w:r>
         <w:t>Contrat de support technique annuel ou pluriannuel</w:t>
-      </w:r>
-    </w:p>
-    <w:p>
-      <w:pPr>
-        <w:pStyle w:val="ListBullet"/>
-      </w:pPr>
-      <w:r>
-        <w:t>Abonnement licence Microsoft 365 NCE, Eset, WithSecure, ou autre licence éditeur revendue par le Prestataire</w:t>
       </w:r>
     </w:p>
     <w:p>
@@ -1748,7 +2290,7 @@
         <w:t>Article 2.1 — Cessation automatique</w:t>
       </w:r>
       <w:r>
-        <w:t xml:space="preserve"> : la résiliation, la non-reconduction ou la rupture pour quelque motif que ce soit du dernier contrat de service actif entraîne, </w:t>
+        <w:t xml:space="preserve"> : la résiliation, la non-reconduction ou la rupture pour quelque motif que ce soit du Contrat de Services entraîne, </w:t>
       </w:r>
       <w:r>
         <w:rPr>
@@ -1758,6 +2300,228 @@
       </w:r>
       <w:r>
         <w:t>, la suspension de l'accès au Logiciel à l'issue du préavis défini à l'article 11.</w:t>
+      </w:r>
+    </w:p>
+    <w:p>
+      <w:pPr>
+        <w:spacing w:before="80"/>
+        <w:pBdr>
+          <w:bottom w:val="single" w:sz="6" w:color="C0C7D2"/>
+        </w:pBdr>
+      </w:pPr>
+    </w:p>
+    <w:p>
+      <w:pPr>
+        <w:pStyle w:val="Heading2"/>
+      </w:pPr>
+      <w:r>
+        <w:rPr>
+          <w:color w:val="1F2942"/>
+          <w:sz w:val="28"/>
+        </w:rPr>
+        <w:t>ARTICLE 2 BIS — SERVICES TECHNIQUES ASSOCIÉS (CONTRAT DE SERVICES) 💼</w:t>
+      </w:r>
+    </w:p>
+    <w:p>
+      <w:r>
+        <w:rPr>
+          <w:b/>
+        </w:rPr>
+        <w:t>Article 2 bis.1</w:t>
+      </w:r>
+      <w:r>
+        <w:t xml:space="preserve"> — Le fonctionnement du Logiciel nécessite la fourniture par le Prestataire de services techniques d'exploitation, lesquels font l'objet d'un </w:t>
+      </w:r>
+      <w:r>
+        <w:rPr>
+          <w:b/>
+        </w:rPr>
+        <w:t>contrat commercial distinct</w:t>
+      </w:r>
+      <w:r>
+        <w:t>, facturé selon la grille tarifaire en vigueur. Ces services comprennent notamment :</w:t>
+      </w:r>
+    </w:p>
+    <w:p>
+      <w:pPr>
+        <w:pStyle w:val="ListBullet"/>
+      </w:pPr>
+      <w:r>
+        <w:rPr>
+          <w:b/>
+        </w:rPr>
+        <w:t>Hébergement</w:t>
+      </w:r>
+      <w:r>
+        <w:t xml:space="preserve"> du Logiciel et des données sur l'infrastructure du Prestataire</w:t>
+      </w:r>
+    </w:p>
+    <w:p>
+      <w:pPr>
+        <w:pStyle w:val="ListBullet"/>
+      </w:pPr>
+      <w:r>
+        <w:rPr>
+          <w:b/>
+        </w:rPr>
+        <w:t>Administration et supervision de la base de données</w:t>
+      </w:r>
+      <w:r>
+        <w:t xml:space="preserve"> (PostgreSQL/Supabase) : optimisation, monitoring, gestion des accès</w:t>
+      </w:r>
+    </w:p>
+    <w:p>
+      <w:pPr>
+        <w:pStyle w:val="ListBullet"/>
+      </w:pPr>
+      <w:r>
+        <w:rPr>
+          <w:b/>
+        </w:rPr>
+        <w:t>Gestion des certificats SSL/TLS</w:t>
+      </w:r>
+      <w:r>
+        <w:t xml:space="preserve"> : émission, renouvellement automatique, surveillance d'expiration</w:t>
+      </w:r>
+    </w:p>
+    <w:p>
+      <w:pPr>
+        <w:pStyle w:val="ListBullet"/>
+      </w:pPr>
+      <w:r>
+        <w:rPr>
+          <w:b/>
+        </w:rPr>
+        <w:t>Sauvegardes quotidiennes chiffrées</w:t>
+      </w:r>
+      <w:r>
+        <w:t>, réplication géographique et plan de reprise d'activité (PRA)</w:t>
+      </w:r>
+    </w:p>
+    <w:p>
+      <w:pPr>
+        <w:pStyle w:val="ListBullet"/>
+      </w:pPr>
+      <w:r>
+        <w:rPr>
+          <w:b/>
+        </w:rPr>
+        <w:t>Maintenance corrective</w:t>
+      </w:r>
+      <w:r>
+        <w:t xml:space="preserve"> : correction des anomalies, application des correctifs de sécurité</w:t>
+      </w:r>
+    </w:p>
+    <w:p>
+      <w:pPr>
+        <w:pStyle w:val="ListBullet"/>
+      </w:pPr>
+      <w:r>
+        <w:rPr>
+          <w:b/>
+        </w:rPr>
+        <w:t>Maintenance évolutive et Tierce Maintenance Applicative (TMA)</w:t>
+      </w:r>
+      <w:r>
+        <w:t xml:space="preserve"> : nouvelles fonctionnalités, adaptations spécifiques, montées de version</w:t>
+      </w:r>
+    </w:p>
+    <w:p>
+      <w:pPr>
+        <w:pStyle w:val="ListBullet"/>
+      </w:pPr>
+      <w:r>
+        <w:rPr>
+          <w:b/>
+        </w:rPr>
+        <w:t>Support technique</w:t>
+      </w:r>
+      <w:r>
+        <w:t xml:space="preserve"> et accompagnement des utilisateurs</w:t>
+      </w:r>
+    </w:p>
+    <w:p>
+      <w:r>
+        <w:rPr>
+          <w:b/>
+        </w:rPr>
+        <w:t>Article 2 bis.2</w:t>
+      </w:r>
+      <w:r>
+        <w:t xml:space="preserve"> — Les conditions financières, le niveau de service (SLA), les modalités d'exécution et de révision tarifaire de ces prestations sont définis dans le Contrat de Services et son annexe tarifaire, qui prévalent sur le présent contrat pour tout ce qui concerne lesdits services.</w:t>
+      </w:r>
+    </w:p>
+    <w:p>
+      <w:r>
+        <w:rPr>
+          <w:b/>
+        </w:rPr>
+        <w:t>Article 2 bis.3</w:t>
+      </w:r>
+      <w:r>
+        <w:t xml:space="preserve"> — La gratuité du droit d'usage du Logiciel (article 4) ne saurait être interprétée comme emportant gratuité des services techniques associés, lesquels demeurent dus selon le Contrat de Services tant que celui-ci est en vigueur.</w:t>
+      </w:r>
+    </w:p>
+    <w:p>
+      <w:pPr>
+        <w:pStyle w:val="ListBullet"/>
+      </w:pPr>
+      <w:r>
+        <w:t xml:space="preserve">🛡 </w:t>
+      </w:r>
+      <w:r>
+        <w:rPr>
+          <w:b/>
+        </w:rPr>
+        <w:t>Article 2 bis.4 — Indépendance des engagements de sécurité et de réversibilité</w:t>
+      </w:r>
+      <w:r>
+        <w:t xml:space="preserve"> : nonobstant le caractère onéreux du Contrat de Services, les engagements du Prestataire en matière de </w:t>
+      </w:r>
+      <w:r>
+        <w:rPr>
+          <w:b/>
+        </w:rPr>
+        <w:t>propriété des données</w:t>
+      </w:r>
+      <w:r>
+        <w:t xml:space="preserve"> (article 5), de </w:t>
+      </w:r>
+      <w:r>
+        <w:rPr>
+          <w:b/>
+        </w:rPr>
+        <w:t>sécurité</w:t>
+      </w:r>
+      <w:r>
+        <w:t xml:space="preserve"> (article 7), de </w:t>
+      </w:r>
+      <w:r>
+        <w:rPr>
+          <w:b/>
+        </w:rPr>
+        <w:t>conformité RGPD</w:t>
+      </w:r>
+      <w:r>
+        <w:t xml:space="preserve"> (article 8) et de </w:t>
+      </w:r>
+      <w:r>
+        <w:rPr>
+          <w:b/>
+        </w:rPr>
+        <w:t>réversibilité</w:t>
+      </w:r>
+      <w:r>
+        <w:t xml:space="preserve"> (article 9) demeurent dus en toutes circonstances, y compris en cas de litige financier relatif au Contrat de Services. En particulier, </w:t>
+      </w:r>
+      <w:r>
+        <w:rPr>
+          <w:b/>
+        </w:rPr>
+        <w:t>l'export des données du Client ne peut en aucun cas être conditionné au paiement de sommes dues</w:t>
+      </w:r>
+      <w:r>
+        <w:t xml:space="preserve"> au titre du Contrat de Services.</w:t>
       </w:r>
     </w:p>
     <w:p>
@@ -1816,12 +2580,27 @@
           <w:color w:val="1F2942"/>
           <w:sz w:val="28"/>
         </w:rPr>
-        <w:t>ARTICLE 4 — GRATUITÉ ET ABSENCE DE CONTREPARTIE FINANCIÈRE</w:t>
-      </w:r>
-    </w:p>
-    <w:p>
-      <w:r>
-        <w:t xml:space="preserve">L'accès au Logiciel est </w:t>
+        <w:t>ARTICLE 4 — GRATUITÉ DU DROIT D'USAGE DU LOGICIEL</w:t>
+      </w:r>
+    </w:p>
+    <w:p>
+      <w:r>
+        <w:rPr>
+          <w:b/>
+        </w:rPr>
+        <w:t>Article 4.1</w:t>
+      </w:r>
+      <w:r>
+        <w:t xml:space="preserve"> — Le </w:t>
+      </w:r>
+      <w:r>
+        <w:rPr>
+          <w:b/>
+        </w:rPr>
+        <w:t>droit d'usage du Logiciel</w:t>
+      </w:r>
+      <w:r>
+        <w:t xml:space="preserve"> objet du présent contrat est </w:t>
       </w:r>
       <w:r>
         <w:rPr>
@@ -1830,7 +2609,36 @@
         <w:t>strictement gratuit</w:t>
       </w:r>
       <w:r>
-        <w:t>. Aucune redevance, abonnement, licence, frais de mise en service, frais de support, frais de stockage, frais d'utilisateur supplémentaire ou frais d'aucune autre nature ne pourra être réclamé par le Prestataire au Client au titre de la présente mise à disposition.</w:t>
+        <w:t>. Aucune redevance de licence, frais de mise à disposition, frais d'utilisateur supplémentaire ou frais d'acquisition du droit d'usage ne pourra être réclamé par le Prestataire au Client au titre de la présente mise à disposition.</w:t>
+      </w:r>
+    </w:p>
+    <w:p>
+      <w:r>
+        <w:rPr>
+          <w:b/>
+        </w:rPr>
+        <w:t>Article 4.2 — Périmètre de la gratuité</w:t>
+      </w:r>
+      <w:r>
+        <w:t xml:space="preserve"> : la gratuité porte exclusivement sur le </w:t>
+      </w:r>
+      <w:r>
+        <w:rPr>
+          <w:b/>
+        </w:rPr>
+        <w:t>droit d'usage du Logiciel</w:t>
+      </w:r>
+      <w:r>
+        <w:t xml:space="preserve"> et l'accès à ses fonctionnalités. Elle </w:t>
+      </w:r>
+      <w:r>
+        <w:rPr>
+          <w:b/>
+        </w:rPr>
+        <w:t>ne comprend pas</w:t>
+      </w:r>
+      <w:r>
+        <w:t xml:space="preserve"> les services techniques d'exploitation (hébergement, base de données, SSL, sauvegardes, maintenance, TMA, support) visés à l'article 2 bis, lesquels sont facturés au titre du Contrat de Services.</w:t>
       </w:r>
     </w:p>
     <w:p>
@@ -1838,7 +2646,16 @@
         <w:pStyle w:val="ListBullet"/>
       </w:pPr>
       <w:r>
-        <w:t xml:space="preserve">🛡 Le Prestataire s'engage à maintenir cette gratuité pendant toute la durée du contrat. Toute modification ultérieure du modèle économique du Logiciel (notamment passage à un modèle payant) ne pourra être imposée au Client qu'après signature d'un avenant explicite, et donnera lieu, en cas de refus du Client, à une période transitoire d'utilisation gratuite minimale de </w:t>
+        <w:t xml:space="preserve">🛡 </w:t>
+      </w:r>
+      <w:r>
+        <w:rPr>
+          <w:b/>
+        </w:rPr>
+        <w:t>Article 4.3</w:t>
+      </w:r>
+      <w:r>
+        <w:t xml:space="preserve"> — Le Prestataire s'engage à maintenir la gratuité du droit d'usage du Logiciel pendant toute la durée du présent contrat. Toute modification ultérieure consistant à rendre le droit d'usage du Logiciel lui-même payant ne pourra être imposée au Client qu'après signature d'un avenant explicite, et donnera lieu, en cas de refus du Client, à une période transitoire d'utilisation gratuite minimale de </w:t>
       </w:r>
       <w:r>
         <w:rPr>
@@ -1847,7 +2664,7 @@
         <w:t>12 mois</w:t>
       </w:r>
       <w:r>
-        <w:t xml:space="preserve"> afin de permettre au Client de migrer vers une solution alternative.</w:t>
+        <w:t xml:space="preserve"> afin de permettre au Client de migrer vers une solution alternative. La présente clause ne fait pas obstacle à la révision des tarifs du Contrat de Services, qui obéit à ses propres modalités.</w:t>
       </w:r>
     </w:p>
     <w:p>
@@ -3394,12 +4211,12 @@
         <w:rPr>
           <w:b/>
         </w:rPr>
-        <w:t>Article 11.4 — Aucun frais de sortie</w:t>
-      </w:r>
-    </w:p>
-    <w:p>
-      <w:r>
-        <w:t xml:space="preserve">Aucun frais de résiliation, de sortie, de migration ou de service ne peut être facturé au Client. Cette gratuité est </w:t>
+        <w:t>Article 11.4 — Aucun frais de sortie sur le Logiciel et les données</w:t>
+      </w:r>
+    </w:p>
+    <w:p>
+      <w:r>
+        <w:t xml:space="preserve">Aucun frais de résiliation du droit d'usage du Logiciel, de migration des données ou d'export ne peut être facturé au Client. La gratuité de l'export et de la réversibilité (article 9) est </w:t>
       </w:r>
       <w:r>
         <w:rPr>
@@ -3408,7 +4225,7 @@
         <w:t>absolue et non négociable</w:t>
       </w:r>
       <w:r>
-        <w:t>.</w:t>
+        <w:t>, y compris en cas de sommes restant dues au titre du Contrat de Services. Les conditions de résiliation et de facturation propres au Contrat de Services (préavis, solde des prestations en cours) demeurent régies par ce dernier.</w:t>
       </w:r>
     </w:p>
     <w:p>
@@ -3436,12 +4253,21 @@
         <w:rPr>
           <w:b/>
         </w:rPr>
-        <w:t>Article 12.1 — Disponibilité</w:t>
-      </w:r>
-    </w:p>
-    <w:p>
-      <w:r>
-        <w:t xml:space="preserve">Le Prestataire s'engage à un taux de disponibilité du Logiciel de </w:t>
+        <w:t>Article 12.1 — Disponibilité et niveau de service</w:t>
+      </w:r>
+    </w:p>
+    <w:p>
+      <w:r>
+        <w:t xml:space="preserve">Le taux de disponibilité du Logiciel, les engagements de niveau de service (SLA), les délais d'intervention et les pénalités éventuelles sont définis dans le </w:t>
+      </w:r>
+      <w:r>
+        <w:rPr>
+          <w:b/>
+        </w:rPr>
+        <w:t>Contrat de Services</w:t>
+      </w:r>
+      <w:r>
+        <w:t xml:space="preserve"> (cf. article 2 bis), dès lors qu'ils relèvent de l'exploitation technique facturée. À titre indicatif, le Prestataire vise une disponibilité de </w:t>
       </w:r>
       <w:r>
         <w:rPr>
@@ -3450,7 +4276,7 @@
         <w:t>99,5 % par mois civil</w:t>
       </w:r>
       <w:r>
-        <w:t xml:space="preserve"> (hors maintenance planifiée annoncée 48 heures à l'avance).</w:t>
+        <w:t xml:space="preserve"> hors maintenance planifiée annoncée 48 heures à l'avance.</w:t>
       </w:r>
     </w:p>
     <w:p>
@@ -3463,7 +4289,7 @@
     </w:p>
     <w:p>
       <w:r>
-        <w:t>La maintenance corrective est assurée gratuitement. La maintenance évolutive (nouvelles fonctionnalités) est à la discrétion du Prestataire.</w:t>
+        <w:t>La maintenance corrective, la maintenance évolutive et la TMA sont fournies dans le cadre du Contrat de Services. Le présent contrat n'emporte aucune obligation de maintenance à titre gratuit.</w:t>
       </w:r>
     </w:p>
     <w:p>
@@ -3476,7 +4302,16 @@
     </w:p>
     <w:p>
       <w:r>
-        <w:t xml:space="preserve">Le Logiciel étant fourni à titre gratuit, la responsabilité du Prestataire est limitée aux cas de </w:t>
+        <w:t xml:space="preserve">Le droit d'usage du Logiciel étant concédé à titre gratuit, la responsabilité du Prestataire au titre du </w:t>
+      </w:r>
+      <w:r>
+        <w:rPr>
+          <w:b/>
+        </w:rPr>
+        <w:t>présent contrat</w:t>
+      </w:r>
+      <w:r>
+        <w:t xml:space="preserve"> est limitée aux cas de </w:t>
       </w:r>
       <w:r>
         <w:rPr>
@@ -3485,7 +4320,7 @@
         <w:t>faute lourde, dol ou manquement caractérisé</w:t>
       </w:r>
       <w:r>
-        <w:t xml:space="preserve"> aux obligations essentielles définies aux articles 5, 7, 8 et 9 du présent contrat.</w:t>
+        <w:t xml:space="preserve"> aux obligations essentielles définies aux articles 5, 7, 8 et 9. La responsabilité du Prestataire au titre des services facturés relève du régime défini par le Contrat de Services.</w:t>
       </w:r>
     </w:p>
     <w:p>
@@ -4769,11 +5604,827 @@
       </w:pPr>
     </w:p>
     <w:p>
+      <w:pPr>
+        <w:pStyle w:val="Heading2"/>
+      </w:pPr>
+      <w:r>
+        <w:rPr>
+          <w:color w:val="1F2942"/>
+          <w:sz w:val="28"/>
+        </w:rPr>
+        <w:t>ANNEXE 5 — Contrat de Services : prestations et tarification (modèle) 💼</w:t>
+      </w:r>
+    </w:p>
+    <w:p>
+      <w:pPr>
+        <w:ind w:left="283"/>
+      </w:pPr>
+      <w:r>
+        <w:rPr>
+          <w:i/>
+          <w:color w:val="475569"/>
+        </w:rPr>
+        <w:t xml:space="preserve">Cette annexe matérialise le </w:t>
+      </w:r>
+      <w:r>
+        <w:rPr>
+          <w:b/>
+          <w:i/>
+          <w:color w:val="475569"/>
+        </w:rPr>
+        <w:t>modèle économique</w:t>
+      </w:r>
+      <w:r>
+        <w:rPr>
+          <w:i/>
+          <w:color w:val="475569"/>
+        </w:rPr>
+        <w:t xml:space="preserve"> : le Logiciel est gratuit, les services ci-dessous sont facturés. Grille à adapter selon ton offre commerciale.</w:t>
+      </w:r>
+    </w:p>
+    <w:p>
+      <w:pPr>
+        <w:pStyle w:val="Heading3"/>
+      </w:pPr>
+      <w:r>
+        <w:rPr>
+          <w:color w:val="3730A3"/>
+          <w:sz w:val="24"/>
+        </w:rPr>
+        <w:t>Prestations incluses</w:t>
+      </w:r>
+    </w:p>
+    <w:tbl>
+      <w:tblPr>
+        <w:tblStyle w:val="TableGrid"/>
+        <w:tblW w:type="auto" w:w="0"/>
+        <w:jc w:val="center"/>
+        <w:tblLook w:firstColumn="1" w:firstRow="1" w:lastColumn="0" w:lastRow="0" w:noHBand="0" w:noVBand="1" w:val="04A0"/>
+      </w:tblPr>
+      <w:tblGrid>
+        <w:gridCol w:w="3324"/>
+        <w:gridCol w:w="3324"/>
+        <w:gridCol w:w="3324"/>
+      </w:tblGrid>
+      <w:tr>
+        <w:tc>
+          <w:tcPr>
+            <w:tcW w:type="dxa" w:w="3324"/>
+            <w:shd w:val="clear" w:color="auto" w:fill="EEF2FF"/>
+          </w:tcPr>
+          <w:p>
+            <w:r>
+              <w:rPr>
+                <w:b/>
+                <w:color w:val="1F2942"/>
+                <w:sz w:val="18"/>
+              </w:rPr>
+              <w:t>Prestation</w:t>
+            </w:r>
+          </w:p>
+        </w:tc>
+        <w:tc>
+          <w:tcPr>
+            <w:tcW w:type="dxa" w:w="3324"/>
+            <w:shd w:val="clear" w:color="auto" w:fill="EEF2FF"/>
+          </w:tcPr>
+          <w:p>
+            <w:r>
+              <w:rPr>
+                <w:b/>
+                <w:color w:val="1F2942"/>
+                <w:sz w:val="18"/>
+              </w:rPr>
+              <w:t>Description</w:t>
+            </w:r>
+          </w:p>
+        </w:tc>
+        <w:tc>
+          <w:tcPr>
+            <w:tcW w:type="dxa" w:w="3324"/>
+            <w:shd w:val="clear" w:color="auto" w:fill="EEF2FF"/>
+          </w:tcPr>
+          <w:p>
+            <w:r>
+              <w:rPr>
+                <w:b/>
+                <w:color w:val="1F2942"/>
+                <w:sz w:val="18"/>
+              </w:rPr>
+              <w:t>Inclus / Option</w:t>
+            </w:r>
+          </w:p>
+        </w:tc>
+      </w:tr>
+      <w:tr>
+        <w:tc>
+          <w:tcPr>
+            <w:tcW w:type="dxa" w:w="3324"/>
+          </w:tcPr>
+          <w:p>
+            <w:r>
+              <w:rPr>
+                <w:b/>
+                <w:sz w:val="18"/>
+              </w:rPr>
+              <w:t>Hébergement</w:t>
+            </w:r>
+          </w:p>
+        </w:tc>
+        <w:tc>
+          <w:tcPr>
+            <w:tcW w:type="dxa" w:w="3324"/>
+          </w:tcPr>
+          <w:p>
+            <w:r>
+              <w:rPr>
+                <w:sz w:val="18"/>
+              </w:rPr>
+              <w:t>Mise à disposition de l'infrastructure (application + base de données), bande passante, supervision</w:t>
+            </w:r>
+          </w:p>
+        </w:tc>
+        <w:tc>
+          <w:tcPr>
+            <w:tcW w:type="dxa" w:w="3324"/>
+          </w:tcPr>
+          <w:p>
+            <w:r>
+              <w:rPr>
+                <w:sz w:val="18"/>
+              </w:rPr>
+              <w:t>Inclus</w:t>
+            </w:r>
+          </w:p>
+        </w:tc>
+      </w:tr>
+      <w:tr>
+        <w:tc>
+          <w:tcPr>
+            <w:tcW w:type="dxa" w:w="3324"/>
+          </w:tcPr>
+          <w:p>
+            <w:r>
+              <w:rPr>
+                <w:b/>
+                <w:sz w:val="18"/>
+              </w:rPr>
+              <w:t>Administration BDD</w:t>
+            </w:r>
+          </w:p>
+        </w:tc>
+        <w:tc>
+          <w:tcPr>
+            <w:tcW w:type="dxa" w:w="3324"/>
+          </w:tcPr>
+          <w:p>
+            <w:r>
+              <w:rPr>
+                <w:sz w:val="18"/>
+              </w:rPr>
+              <w:t>Gestion PostgreSQL/Supabase, optimisation, gestion des accès et RLS</w:t>
+            </w:r>
+          </w:p>
+        </w:tc>
+        <w:tc>
+          <w:tcPr>
+            <w:tcW w:type="dxa" w:w="3324"/>
+          </w:tcPr>
+          <w:p>
+            <w:r>
+              <w:rPr>
+                <w:sz w:val="18"/>
+              </w:rPr>
+              <w:t>Inclus</w:t>
+            </w:r>
+          </w:p>
+        </w:tc>
+      </w:tr>
+      <w:tr>
+        <w:tc>
+          <w:tcPr>
+            <w:tcW w:type="dxa" w:w="3324"/>
+          </w:tcPr>
+          <w:p>
+            <w:r>
+              <w:rPr>
+                <w:b/>
+                <w:sz w:val="18"/>
+              </w:rPr>
+              <w:t>Certificats SSL/TLS</w:t>
+            </w:r>
+          </w:p>
+        </w:tc>
+        <w:tc>
+          <w:tcPr>
+            <w:tcW w:type="dxa" w:w="3324"/>
+          </w:tcPr>
+          <w:p>
+            <w:r>
+              <w:rPr>
+                <w:sz w:val="18"/>
+              </w:rPr>
+              <w:t>Émission, renouvellement automatique, monitoring d'expiration</w:t>
+            </w:r>
+          </w:p>
+        </w:tc>
+        <w:tc>
+          <w:tcPr>
+            <w:tcW w:type="dxa" w:w="3324"/>
+          </w:tcPr>
+          <w:p>
+            <w:r>
+              <w:rPr>
+                <w:sz w:val="18"/>
+              </w:rPr>
+              <w:t>Inclus</w:t>
+            </w:r>
+          </w:p>
+        </w:tc>
+      </w:tr>
+      <w:tr>
+        <w:tc>
+          <w:tcPr>
+            <w:tcW w:type="dxa" w:w="3324"/>
+          </w:tcPr>
+          <w:p>
+            <w:r>
+              <w:rPr>
+                <w:b/>
+                <w:sz w:val="18"/>
+              </w:rPr>
+              <w:t>Sauvegardes &amp; PRA</w:t>
+            </w:r>
+          </w:p>
+        </w:tc>
+        <w:tc>
+          <w:tcPr>
+            <w:tcW w:type="dxa" w:w="3324"/>
+          </w:tcPr>
+          <w:p>
+            <w:r>
+              <w:rPr>
+                <w:sz w:val="18"/>
+              </w:rPr>
+              <w:t>Snapshot quotidien chiffré, rétention 30 j, réplication, test de restauration trimestriel</w:t>
+            </w:r>
+          </w:p>
+        </w:tc>
+        <w:tc>
+          <w:tcPr>
+            <w:tcW w:type="dxa" w:w="3324"/>
+          </w:tcPr>
+          <w:p>
+            <w:r>
+              <w:rPr>
+                <w:sz w:val="18"/>
+              </w:rPr>
+              <w:t>Inclus</w:t>
+            </w:r>
+          </w:p>
+        </w:tc>
+      </w:tr>
+      <w:tr>
+        <w:tc>
+          <w:tcPr>
+            <w:tcW w:type="dxa" w:w="3324"/>
+          </w:tcPr>
+          <w:p>
+            <w:r>
+              <w:rPr>
+                <w:b/>
+                <w:sz w:val="18"/>
+              </w:rPr>
+              <w:t>Maintenance corrective</w:t>
+            </w:r>
+          </w:p>
+        </w:tc>
+        <w:tc>
+          <w:tcPr>
+            <w:tcW w:type="dxa" w:w="3324"/>
+          </w:tcPr>
+          <w:p>
+            <w:r>
+              <w:rPr>
+                <w:sz w:val="18"/>
+              </w:rPr>
+              <w:t>Correction d'anomalies, application des correctifs de sécurité sous 48 h</w:t>
+            </w:r>
+          </w:p>
+        </w:tc>
+        <w:tc>
+          <w:tcPr>
+            <w:tcW w:type="dxa" w:w="3324"/>
+          </w:tcPr>
+          <w:p>
+            <w:r>
+              <w:rPr>
+                <w:sz w:val="18"/>
+              </w:rPr>
+              <w:t>Inclus</w:t>
+            </w:r>
+          </w:p>
+        </w:tc>
+      </w:tr>
+      <w:tr>
+        <w:tc>
+          <w:tcPr>
+            <w:tcW w:type="dxa" w:w="3324"/>
+          </w:tcPr>
+          <w:p>
+            <w:r>
+              <w:rPr>
+                <w:b/>
+                <w:sz w:val="18"/>
+              </w:rPr>
+              <w:t>Maintenance évolutive</w:t>
+            </w:r>
+          </w:p>
+        </w:tc>
+        <w:tc>
+          <w:tcPr>
+            <w:tcW w:type="dxa" w:w="3324"/>
+          </w:tcPr>
+          <w:p>
+            <w:r>
+              <w:rPr>
+                <w:sz w:val="18"/>
+              </w:rPr>
+              <w:t>Montées de version, nouvelles fonctionnalités du socle</w:t>
+            </w:r>
+          </w:p>
+        </w:tc>
+        <w:tc>
+          <w:tcPr>
+            <w:tcW w:type="dxa" w:w="3324"/>
+          </w:tcPr>
+          <w:p>
+            <w:r>
+              <w:rPr>
+                <w:sz w:val="18"/>
+              </w:rPr>
+              <w:t>Inclus</w:t>
+            </w:r>
+          </w:p>
+        </w:tc>
+      </w:tr>
+      <w:tr>
+        <w:tc>
+          <w:tcPr>
+            <w:tcW w:type="dxa" w:w="3324"/>
+          </w:tcPr>
+          <w:p>
+            <w:r>
+              <w:rPr>
+                <w:b/>
+                <w:sz w:val="18"/>
+              </w:rPr>
+              <w:t>TMA</w:t>
+            </w:r>
+          </w:p>
+        </w:tc>
+        <w:tc>
+          <w:tcPr>
+            <w:tcW w:type="dxa" w:w="3324"/>
+          </w:tcPr>
+          <w:p>
+            <w:r>
+              <w:rPr>
+                <w:sz w:val="18"/>
+              </w:rPr>
+              <w:t>Développements spécifiques, adaptations métier sur demande</w:t>
+            </w:r>
+          </w:p>
+        </w:tc>
+        <w:tc>
+          <w:tcPr>
+            <w:tcW w:type="dxa" w:w="3324"/>
+          </w:tcPr>
+          <w:p>
+            <w:r>
+              <w:rPr>
+                <w:sz w:val="18"/>
+              </w:rPr>
+              <w:t>Option (au forfait ou en régie)</w:t>
+            </w:r>
+          </w:p>
+        </w:tc>
+      </w:tr>
+      <w:tr>
+        <w:tc>
+          <w:tcPr>
+            <w:tcW w:type="dxa" w:w="3324"/>
+          </w:tcPr>
+          <w:p>
+            <w:r>
+              <w:rPr>
+                <w:b/>
+                <w:sz w:val="18"/>
+              </w:rPr>
+              <w:t>Support utilisateurs</w:t>
+            </w:r>
+          </w:p>
+        </w:tc>
+        <w:tc>
+          <w:tcPr>
+            <w:tcW w:type="dxa" w:w="3324"/>
+          </w:tcPr>
+          <w:p>
+            <w:r>
+              <w:rPr>
+                <w:sz w:val="18"/>
+              </w:rPr>
+              <w:t>Assistance, formation, accompagnement</w:t>
+            </w:r>
+          </w:p>
+        </w:tc>
+        <w:tc>
+          <w:tcPr>
+            <w:tcW w:type="dxa" w:w="3324"/>
+          </w:tcPr>
+          <w:p>
+            <w:r>
+              <w:rPr>
+                <w:sz w:val="18"/>
+              </w:rPr>
+              <w:t>Selon niveau souscrit</w:t>
+            </w:r>
+          </w:p>
+        </w:tc>
+      </w:tr>
+    </w:tbl>
+    <w:p/>
+    <w:p>
+      <w:pPr>
+        <w:pStyle w:val="Heading3"/>
+      </w:pPr>
+      <w:r>
+        <w:rPr>
+          <w:color w:val="3730A3"/>
+          <w:sz w:val="24"/>
+        </w:rPr>
+        <w:t>Modèle de tarification (à compléter)</w:t>
+      </w:r>
+    </w:p>
+    <w:tbl>
+      <w:tblPr>
+        <w:tblStyle w:val="TableGrid"/>
+        <w:tblW w:type="auto" w:w="0"/>
+        <w:jc w:val="center"/>
+        <w:tblLook w:firstColumn="1" w:firstRow="1" w:lastColumn="0" w:lastRow="0" w:noHBand="0" w:noVBand="1" w:val="04A0"/>
+      </w:tblPr>
+      <w:tblGrid>
+        <w:gridCol w:w="2493"/>
+        <w:gridCol w:w="2493"/>
+        <w:gridCol w:w="2493"/>
+        <w:gridCol w:w="2493"/>
+      </w:tblGrid>
+      <w:tr>
+        <w:tc>
+          <w:tcPr>
+            <w:tcW w:type="dxa" w:w="2493"/>
+            <w:shd w:val="clear" w:color="auto" w:fill="EEF2FF"/>
+          </w:tcPr>
+          <w:p>
+            <w:r>
+              <w:rPr>
+                <w:b/>
+                <w:color w:val="1F2942"/>
+                <w:sz w:val="18"/>
+              </w:rPr>
+              <w:t>Formule</w:t>
+            </w:r>
+          </w:p>
+        </w:tc>
+        <w:tc>
+          <w:tcPr>
+            <w:tcW w:type="dxa" w:w="2493"/>
+            <w:shd w:val="clear" w:color="auto" w:fill="EEF2FF"/>
+          </w:tcPr>
+          <w:p>
+            <w:r>
+              <w:rPr>
+                <w:b/>
+                <w:color w:val="1F2942"/>
+                <w:sz w:val="18"/>
+              </w:rPr>
+              <w:t>Périmètre</w:t>
+            </w:r>
+          </w:p>
+        </w:tc>
+        <w:tc>
+          <w:tcPr>
+            <w:tcW w:type="dxa" w:w="2493"/>
+            <w:shd w:val="clear" w:color="auto" w:fill="EEF2FF"/>
+          </w:tcPr>
+          <w:p>
+            <w:r>
+              <w:rPr>
+                <w:b/>
+                <w:color w:val="1F2942"/>
+                <w:sz w:val="18"/>
+              </w:rPr>
+              <w:t>Tarif mensuel HT</w:t>
+            </w:r>
+          </w:p>
+        </w:tc>
+        <w:tc>
+          <w:tcPr>
+            <w:tcW w:type="dxa" w:w="2493"/>
+            <w:shd w:val="clear" w:color="auto" w:fill="EEF2FF"/>
+          </w:tcPr>
+          <w:p>
+            <w:r>
+              <w:rPr>
+                <w:b/>
+                <w:color w:val="1F2942"/>
+                <w:sz w:val="18"/>
+              </w:rPr>
+              <w:t>Engagement</w:t>
+            </w:r>
+          </w:p>
+        </w:tc>
+      </w:tr>
+      <w:tr>
+        <w:tc>
+          <w:tcPr>
+            <w:tcW w:type="dxa" w:w="2493"/>
+          </w:tcPr>
+          <w:p>
+            <w:r>
+              <w:rPr>
+                <w:b/>
+                <w:sz w:val="18"/>
+              </w:rPr>
+              <w:t>Essentiel</w:t>
+            </w:r>
+          </w:p>
+        </w:tc>
+        <w:tc>
+          <w:tcPr>
+            <w:tcW w:type="dxa" w:w="2493"/>
+          </w:tcPr>
+          <w:p>
+            <w:r>
+              <w:rPr>
+                <w:sz w:val="18"/>
+              </w:rPr>
+              <w:t>Hébergement + BDD + SSL + sauvegardes + maintenance corrective</w:t>
+            </w:r>
+          </w:p>
+        </w:tc>
+        <w:tc>
+          <w:tcPr>
+            <w:tcW w:type="dxa" w:w="2493"/>
+          </w:tcPr>
+          <w:p>
+            <w:r>
+              <w:rPr>
+                <w:sz w:val="18"/>
+              </w:rPr>
+              <w:t>_______ €/mois</w:t>
+            </w:r>
+          </w:p>
+        </w:tc>
+        <w:tc>
+          <w:tcPr>
+            <w:tcW w:type="dxa" w:w="2493"/>
+          </w:tcPr>
+          <w:p>
+            <w:r>
+              <w:rPr>
+                <w:sz w:val="18"/>
+              </w:rPr>
+              <w:t>12 mois</w:t>
+            </w:r>
+          </w:p>
+        </w:tc>
+      </w:tr>
+      <w:tr>
+        <w:tc>
+          <w:tcPr>
+            <w:tcW w:type="dxa" w:w="2493"/>
+          </w:tcPr>
+          <w:p>
+            <w:r>
+              <w:rPr>
+                <w:b/>
+                <w:sz w:val="18"/>
+              </w:rPr>
+              <w:t>Business</w:t>
+            </w:r>
+          </w:p>
+        </w:tc>
+        <w:tc>
+          <w:tcPr>
+            <w:tcW w:type="dxa" w:w="2493"/>
+          </w:tcPr>
+          <w:p>
+            <w:r>
+              <w:rPr>
+                <w:sz w:val="18"/>
+              </w:rPr>
+              <w:t>Essentiel + maintenance évolutive + support prioritaire</w:t>
+            </w:r>
+          </w:p>
+        </w:tc>
+        <w:tc>
+          <w:tcPr>
+            <w:tcW w:type="dxa" w:w="2493"/>
+          </w:tcPr>
+          <w:p>
+            <w:r>
+              <w:rPr>
+                <w:sz w:val="18"/>
+              </w:rPr>
+              <w:t>_______ €/mois</w:t>
+            </w:r>
+          </w:p>
+        </w:tc>
+        <w:tc>
+          <w:tcPr>
+            <w:tcW w:type="dxa" w:w="2493"/>
+          </w:tcPr>
+          <w:p>
+            <w:r>
+              <w:rPr>
+                <w:sz w:val="18"/>
+              </w:rPr>
+              <w:t>12 mois</w:t>
+            </w:r>
+          </w:p>
+        </w:tc>
+      </w:tr>
+      <w:tr>
+        <w:tc>
+          <w:tcPr>
+            <w:tcW w:type="dxa" w:w="2493"/>
+          </w:tcPr>
+          <w:p>
+            <w:r>
+              <w:rPr>
+                <w:b/>
+                <w:sz w:val="18"/>
+              </w:rPr>
+              <w:t>Premium / TMA</w:t>
+            </w:r>
+          </w:p>
+        </w:tc>
+        <w:tc>
+          <w:tcPr>
+            <w:tcW w:type="dxa" w:w="2493"/>
+          </w:tcPr>
+          <w:p>
+            <w:r>
+              <w:rPr>
+                <w:sz w:val="18"/>
+              </w:rPr>
+              <w:t>Business + enveloppe TMA mensuelle + SLA renforcé</w:t>
+            </w:r>
+          </w:p>
+        </w:tc>
+        <w:tc>
+          <w:tcPr>
+            <w:tcW w:type="dxa" w:w="2493"/>
+          </w:tcPr>
+          <w:p>
+            <w:r>
+              <w:rPr>
+                <w:sz w:val="18"/>
+              </w:rPr>
+              <w:t>_______ €/mois</w:t>
+            </w:r>
+          </w:p>
+        </w:tc>
+        <w:tc>
+          <w:tcPr>
+            <w:tcW w:type="dxa" w:w="2493"/>
+          </w:tcPr>
+          <w:p>
+            <w:r>
+              <w:rPr>
+                <w:sz w:val="18"/>
+              </w:rPr>
+              <w:t>24 mois</w:t>
+            </w:r>
+          </w:p>
+        </w:tc>
+      </w:tr>
+      <w:tr>
+        <w:tc>
+          <w:tcPr>
+            <w:tcW w:type="dxa" w:w="2493"/>
+          </w:tcPr>
+          <w:p>
+            <w:r>
+              <w:rPr>
+                <w:b/>
+                <w:sz w:val="18"/>
+              </w:rPr>
+              <w:t>Prestations TMA additionnelles</w:t>
+            </w:r>
+          </w:p>
+        </w:tc>
+        <w:tc>
+          <w:tcPr>
+            <w:tcW w:type="dxa" w:w="2493"/>
+          </w:tcPr>
+          <w:p>
+            <w:r>
+              <w:rPr>
+                <w:sz w:val="18"/>
+              </w:rPr>
+              <w:t>Au-delà de l'enveloppe incluse</w:t>
+            </w:r>
+          </w:p>
+        </w:tc>
+        <w:tc>
+          <w:tcPr>
+            <w:tcW w:type="dxa" w:w="2493"/>
+          </w:tcPr>
+          <w:p>
+            <w:r>
+              <w:rPr>
+                <w:sz w:val="18"/>
+              </w:rPr>
+              <w:t>_______ €/jour</w:t>
+            </w:r>
+          </w:p>
+        </w:tc>
+        <w:tc>
+          <w:tcPr>
+            <w:tcW w:type="dxa" w:w="2493"/>
+          </w:tcPr>
+          <w:p>
+            <w:r>
+              <w:rPr>
+                <w:sz w:val="18"/>
+              </w:rPr>
+              <w:t>À la demande</w:t>
+            </w:r>
+          </w:p>
+        </w:tc>
+      </w:tr>
+    </w:tbl>
+    <w:p/>
+    <w:p>
+      <w:pPr>
+        <w:pStyle w:val="Heading3"/>
+      </w:pPr>
+      <w:r>
+        <w:rPr>
+          <w:color w:val="3730A3"/>
+          <w:sz w:val="24"/>
+        </w:rPr>
+        <w:t>Modalités</w:t>
+      </w:r>
+    </w:p>
+    <w:p>
+      <w:pPr>
+        <w:pStyle w:val="ListBullet"/>
+      </w:pPr>
+      <w:r>
+        <w:t>Facturation : mensuelle / trimestrielle / annuelle (à définir)</w:t>
+      </w:r>
+    </w:p>
+    <w:p>
+      <w:pPr>
+        <w:pStyle w:val="ListBullet"/>
+      </w:pPr>
+      <w:r>
+        <w:t>Révision tarifaire : annuelle, indexée sur l'indice Syntec (à confirmer)</w:t>
+      </w:r>
+    </w:p>
+    <w:p>
+      <w:pPr>
+        <w:pStyle w:val="ListBullet"/>
+      </w:pPr>
+      <w:r>
+        <w:t>Préavis de résiliation du Contrat de Services : _______ mois</w:t>
+      </w:r>
+    </w:p>
+    <w:p>
+      <w:pPr>
+        <w:pStyle w:val="ListBullet"/>
+      </w:pPr>
+      <w:r>
+        <w:t>Le détail définitif est fixé dans le bon de commande / devis signé par le Client.</w:t>
+      </w:r>
+    </w:p>
+    <w:p>
+      <w:pPr>
+        <w:spacing w:before="80"/>
+        <w:pBdr>
+          <w:bottom w:val="single" w:sz="6" w:color="C0C7D2"/>
+        </w:pBdr>
+      </w:pPr>
+    </w:p>
+    <w:p>
       <w:r>
         <w:rPr>
           <w:i/>
         </w:rPr>
-        <w:t>Fin du document — Total : 3 articles + 1 contrat + 4 annexes.</w:t>
+        <w:t>Fin du document — Total : 3 articles + 1 contrat (avec article 2 bis sur les services payants) + 5 annexes.</w:t>
       </w:r>
     </w:p>
     <w:sectPr>

--- a/Hub_Astorya_Articles_et_Contrat.docx
+++ b/Hub_Astorya_Articles_et_Contrat.docx
@@ -3406,6 +3406,188 @@
           <w:color w:val="1F2942"/>
           <w:sz w:val="28"/>
         </w:rPr>
+        <w:t>ARTICLE 8 BIS — OBLIGATIONS DE SÉCURITÉ À LA CHARGE DU CLIENT 🛡</w:t>
+      </w:r>
+    </w:p>
+    <w:p>
+      <w:r>
+        <w:t xml:space="preserve">En sa qualité de responsable de traitement et d'utilisateur du Logiciel, le Client souscrit aux obligations suivantes, qui constituent des </w:t>
+      </w:r>
+      <w:r>
+        <w:rPr>
+          <w:b/>
+        </w:rPr>
+        <w:t>conditions essentielles et déterminantes</w:t>
+      </w:r>
+      <w:r>
+        <w:t xml:space="preserve"> du présent contrat.</w:t>
+      </w:r>
+    </w:p>
+    <w:p>
+      <w:pPr>
+        <w:pStyle w:val="ListBullet"/>
+      </w:pPr>
+      <w:r>
+        <w:t xml:space="preserve">🛡 </w:t>
+      </w:r>
+      <w:r>
+        <w:rPr>
+          <w:b/>
+        </w:rPr>
+        <w:t>Article 8 bis.1 — Assurance cyber-risques obligatoire</w:t>
+      </w:r>
+    </w:p>
+    <w:p>
+      <w:r>
+        <w:t xml:space="preserve">Le Client s'engage à souscrire et à maintenir en vigueur, pendant toute la durée du contrat, une </w:t>
+      </w:r>
+      <w:r>
+        <w:rPr>
+          <w:b/>
+        </w:rPr>
+        <w:t>police d'assurance « cyber-risques »</w:t>
+      </w:r>
+      <w:r>
+        <w:t xml:space="preserve"> auprès d'un assureur de premier rang, couvrant a minima :</w:t>
+      </w:r>
+    </w:p>
+    <w:p>
+      <w:pPr>
+        <w:pStyle w:val="ListBullet"/>
+      </w:pPr>
+      <w:r>
+        <w:t>Les conséquences d'une violation de données personnelles (RGPD), incluant les frais de notification, d'expertise et les sanctions administratives assurables ;</w:t>
+      </w:r>
+    </w:p>
+    <w:p>
+      <w:pPr>
+        <w:pStyle w:val="ListBullet"/>
+      </w:pPr>
+      <w:r>
+        <w:t>Les pertes d'exploitation consécutives à une cyberattaque ;</w:t>
+      </w:r>
+    </w:p>
+    <w:p>
+      <w:pPr>
+        <w:pStyle w:val="ListBullet"/>
+      </w:pPr>
+      <w:r>
+        <w:t>Les frais de remédiation, de restauration et de gestion de crise ;</w:t>
+      </w:r>
+    </w:p>
+    <w:p>
+      <w:pPr>
+        <w:pStyle w:val="ListBullet"/>
+      </w:pPr>
+      <w:r>
+        <w:t>La responsabilité civile à l'égard des personnes concernées et des tiers.</w:t>
+      </w:r>
+    </w:p>
+    <w:p>
+      <w:r>
+        <w:t xml:space="preserve">Le Client communique au Prestataire, sur simple demande, une </w:t>
+      </w:r>
+      <w:r>
+        <w:rPr>
+          <w:b/>
+        </w:rPr>
+        <w:t>attestation d'assurance</w:t>
+      </w:r>
+      <w:r>
+        <w:t xml:space="preserve"> en cours de validité. À défaut de souscription ou de maintien de cette assurance, le Prestataire pourra suspendre l'accès au Logiciel après mise en demeure restée infructueuse pendant 15 jours, sans que sa propre responsabilité puisse être recherchée au titre d'un sinistre survenu pendant la période de non-couverture.</w:t>
+      </w:r>
+    </w:p>
+    <w:p>
+      <w:pPr>
+        <w:pStyle w:val="ListBullet"/>
+      </w:pPr>
+      <w:r>
+        <w:t xml:space="preserve">🛡 </w:t>
+      </w:r>
+      <w:r>
+        <w:rPr>
+          <w:b/>
+        </w:rPr>
+        <w:t>Article 8 bis.2 — Sauvegarde déconnectée obligatoire (option non refusable)</w:t>
+      </w:r>
+    </w:p>
+    <w:p>
+      <w:r>
+        <w:t xml:space="preserve">Compte tenu des exigences du RGPD (article 32) et des bonnes pratiques de continuité d'activité, le Client </w:t>
+      </w:r>
+      <w:r>
+        <w:rPr>
+          <w:b/>
+        </w:rPr>
+        <w:t>ne peut refuser</w:t>
+      </w:r>
+      <w:r>
+        <w:t xml:space="preserve"> l'option de </w:t>
+      </w:r>
+      <w:r>
+        <w:rPr>
+          <w:b/>
+        </w:rPr>
+        <w:t>sauvegarde déconnectée et externalisée</w:t>
+      </w:r>
+      <w:r>
+        <w:t xml:space="preserve"> de ses données, opérée de manière indépendante de l'infrastructure de production (sauvegarde dite « air-gap » / hors-ligne, stockée sur un site distinct).</w:t>
+      </w:r>
+    </w:p>
+    <w:p>
+      <w:r>
+        <w:t xml:space="preserve">Cette sauvegarde, facturée au titre du Contrat de Services (cf. Annexe 5), garantit la disponibilité d'une copie de secours en cas de sinistre majeur (rançongiciel, corruption, défaillance du fournisseur d'hébergement). Le refus de cette option par le Client constitue un manquement à ses obligations de sécurité et </w:t>
+      </w:r>
+      <w:r>
+        <w:rPr>
+          <w:b/>
+        </w:rPr>
+        <w:t>dégage le Prestataire de toute responsabilité</w:t>
+      </w:r>
+      <w:r>
+        <w:t xml:space="preserve"> en cas de perte de données qui aurait pu être évitée par ladite sauvegarde.</w:t>
+      </w:r>
+    </w:p>
+    <w:p>
+      <w:r>
+        <w:rPr>
+          <w:b/>
+        </w:rPr>
+        <w:t>Article 8 bis.3 — Bonnes pratiques utilisateurs</w:t>
+      </w:r>
+    </w:p>
+    <w:p>
+      <w:r>
+        <w:t xml:space="preserve">Le Client s'engage à : protéger ses identifiants de connexion, activer la double authentification (2FA) lorsqu'elle est disponible, ne pas partager les comptes nominatifs, et signaler sans délai tout accès suspect à </w:t>
+      </w:r>
+      <w:r>
+        <w:rPr>
+          <w:rFonts w:ascii="Consolas" w:hAnsi="Consolas"/>
+          <w:sz w:val="18"/>
+        </w:rPr>
+        <w:t>security@astorya.fr</w:t>
+      </w:r>
+      <w:r>
+        <w:t>.</w:t>
+      </w:r>
+    </w:p>
+    <w:p>
+      <w:pPr>
+        <w:spacing w:before="80"/>
+        <w:pBdr>
+          <w:bottom w:val="single" w:sz="6" w:color="C0C7D2"/>
+        </w:pBdr>
+      </w:pPr>
+    </w:p>
+    <w:p>
+      <w:pPr>
+        <w:pStyle w:val="Heading2"/>
+      </w:pPr>
+      <w:r>
+        <w:rPr>
+          <w:color w:val="1F2942"/>
+          <w:sz w:val="28"/>
+        </w:rPr>
         <w:t>ARTICLE 9 — RÉVERSIBILITÉ ET PORTABILITÉ DES DONNÉES 🛡</w:t>
       </w:r>
     </w:p>
@@ -3808,6 +3990,179 @@
     <w:p>
       <w:r>
         <w:t>le code source est mis à la disposition des clients sous contrat actif au moment de l'événement, sous licence MIT, leur permettant de continuer à utiliser et faire évoluer le Logiciel à leurs frais.</w:t>
+      </w:r>
+    </w:p>
+    <w:p>
+      <w:pPr>
+        <w:spacing w:before="80"/>
+        <w:pBdr>
+          <w:bottom w:val="single" w:sz="6" w:color="C0C7D2"/>
+        </w:pBdr>
+      </w:pPr>
+    </w:p>
+    <w:p>
+      <w:pPr>
+        <w:pStyle w:val="Heading2"/>
+      </w:pPr>
+      <w:r>
+        <w:rPr>
+          <w:color w:val="1F2942"/>
+          <w:sz w:val="28"/>
+        </w:rPr>
+        <w:t>ARTICLE 10 BIS — MODIFICATION DU CODE PAR UN TIERS — EXCLUSION DE RESPONSABILITÉ 🛡</w:t>
+      </w:r>
+    </w:p>
+    <w:p>
+      <w:pPr>
+        <w:pStyle w:val="ListBullet"/>
+      </w:pPr>
+      <w:r>
+        <w:t xml:space="preserve">🛡 </w:t>
+      </w:r>
+      <w:r>
+        <w:rPr>
+          <w:b/>
+        </w:rPr>
+        <w:t>Article 10 bis.1 — Interdiction et exclusion</w:t>
+      </w:r>
+    </w:p>
+    <w:p>
+      <w:r>
+        <w:t xml:space="preserve">Toute intervention, modification, altération ou extension du code du Logiciel, de sa base de données ou de sa configuration, réalisée par le Client lui-même ou par un tiers agissant pour son compte — </w:t>
+      </w:r>
+      <w:r>
+        <w:rPr>
+          <w:b/>
+        </w:rPr>
+        <w:t>notamment via une application tierce, un connecteur non agréé, une intelligence artificielle générative, un script automatisé ou un développeur externe</w:t>
+      </w:r>
+      <w:r>
+        <w:t xml:space="preserve"> — est strictement interdite sans l'accord écrit préalable du Prestataire.</w:t>
+      </w:r>
+    </w:p>
+    <w:p>
+      <w:pPr>
+        <w:pStyle w:val="ListBullet"/>
+      </w:pPr>
+      <w:r>
+        <w:t xml:space="preserve">🛡 </w:t>
+      </w:r>
+      <w:r>
+        <w:rPr>
+          <w:b/>
+        </w:rPr>
+        <w:t>Article 10 bis.2</w:t>
+      </w:r>
+      <w:r>
+        <w:t xml:space="preserve"> — En cas de violation de cette interdiction, le Prestataire est </w:t>
+      </w:r>
+      <w:r>
+        <w:rPr>
+          <w:b/>
+        </w:rPr>
+        <w:t>intégralement déchargé de toute responsabilité</w:t>
+      </w:r>
+      <w:r>
+        <w:t xml:space="preserve"> concernant, sans limitation :</w:t>
+      </w:r>
+    </w:p>
+    <w:p>
+      <w:pPr>
+        <w:pStyle w:val="ListBullet"/>
+      </w:pPr>
+      <w:r>
+        <w:t>Les dysfonctionnements, bugs, régressions ou indisponibilités consécutifs ;</w:t>
+      </w:r>
+    </w:p>
+    <w:p>
+      <w:pPr>
+        <w:pStyle w:val="ListBullet"/>
+      </w:pPr>
+      <w:r>
+        <w:t>Les failles de sécurité, intrusions, fuites de données ou compromissions (hack) résultant directement ou indirectement de la modification ;</w:t>
+      </w:r>
+    </w:p>
+    <w:p>
+      <w:pPr>
+        <w:pStyle w:val="ListBullet"/>
+      </w:pPr>
+      <w:r>
+        <w:t>La corruption, la perte ou l'altération des données ;</w:t>
+      </w:r>
+    </w:p>
+    <w:p>
+      <w:pPr>
+        <w:pStyle w:val="ListBullet"/>
+      </w:pPr>
+      <w:r>
+        <w:t>La non-conformité réglementaire (RGPD ou autre) induite par la modification.</w:t>
+      </w:r>
+    </w:p>
+    <w:p>
+      <w:r>
+        <w:t xml:space="preserve">Les engagements de niveau de service (SLA), de disponibilité et de maintenance du Contrat de Services sont </w:t>
+      </w:r>
+      <w:r>
+        <w:rPr>
+          <w:b/>
+        </w:rPr>
+        <w:t>suspendus de plein droit</w:t>
+      </w:r>
+      <w:r>
+        <w:t xml:space="preserve"> sur le périmètre affecté, jusqu'à remise en état par le Prestataire.</w:t>
+      </w:r>
+    </w:p>
+    <w:p>
+      <w:pPr>
+        <w:pStyle w:val="ListBullet"/>
+      </w:pPr>
+      <w:r>
+        <w:t xml:space="preserve">🛡 </w:t>
+      </w:r>
+      <w:r>
+        <w:rPr>
+          <w:b/>
+        </w:rPr>
+        <w:t>Article 10 bis.3 — Remise en fonctionnement facturée</w:t>
+      </w:r>
+    </w:p>
+    <w:p>
+      <w:r>
+        <w:t xml:space="preserve">La remise en fonctionnement du système consécutive à une modification non autorisée, ou à tout incident imputable au Client (suppression de données, mauvaise manipulation, infection par un logiciel malveillant introduit côté Client), s'effectue </w:t>
+      </w:r>
+      <w:r>
+        <w:rPr>
+          <w:b/>
+        </w:rPr>
+        <w:t>par restauration de la dernière sauvegarde saine</w:t>
+      </w:r>
+      <w:r>
+        <w:t>.</w:t>
+      </w:r>
+    </w:p>
+    <w:p>
+      <w:r>
+        <w:t xml:space="preserve">Cette prestation de restauration fait l'objet d'un </w:t>
+      </w:r>
+      <w:r>
+        <w:rPr>
+          <w:b/>
+        </w:rPr>
+        <w:t>devis chiffré et communiqué immédiatement</w:t>
+      </w:r>
+      <w:r>
+        <w:t xml:space="preserve"> au Client, et exécuté après son accord exprès. La tarification de référence figure en Annexe 5 (Article « Restauration / remise en fonctionnement »). En cas d'urgence vitale pour l'activité du Client et sur sa demande écrite, le Prestataire peut intervenir sans attendre la signature du devis, la prestation étant alors due au tarif d'urgence applicable.</w:t>
+      </w:r>
+    </w:p>
+    <w:p>
+      <w:r>
+        <w:rPr>
+          <w:b/>
+        </w:rPr>
+        <w:t>Article 10 bis.4</w:t>
+      </w:r>
+      <w:r>
+        <w:t xml:space="preserve"> — Le Prestataire conserve un droit d'usage normal du Logiciel et ne saurait être tenu d'assurer la compatibilité de ses mises à jour avec une quelconque modification non agréée introduite par le Client ou un tiers.</w:t>
       </w:r>
     </w:p>
     <w:p>
@@ -5895,6 +6250,55 @@
                 <w:b/>
                 <w:sz w:val="18"/>
               </w:rPr>
+              <w:t>Sauvegarde déconnectée (air-gap)</w:t>
+            </w:r>
+          </w:p>
+        </w:tc>
+        <w:tc>
+          <w:tcPr>
+            <w:tcW w:type="dxa" w:w="3324"/>
+          </w:tcPr>
+          <w:p>
+            <w:r>
+              <w:rPr>
+                <w:sz w:val="18"/>
+              </w:rPr>
+              <w:t xml:space="preserve">Copie hors-ligne externalisée sur site distinct, indépendante de la production — </w:t>
+            </w:r>
+            <w:r>
+              <w:rPr>
+                <w:b/>
+                <w:sz w:val="18"/>
+              </w:rPr>
+              <w:t>option obligatoire (art. 8 bis.2)</w:t>
+            </w:r>
+          </w:p>
+        </w:tc>
+        <w:tc>
+          <w:tcPr>
+            <w:tcW w:type="dxa" w:w="3324"/>
+          </w:tcPr>
+          <w:p>
+            <w:r>
+              <w:rPr>
+                <w:sz w:val="18"/>
+              </w:rPr>
+              <w:t>Inclus / obligatoire</w:t>
+            </w:r>
+          </w:p>
+        </w:tc>
+      </w:tr>
+      <w:tr>
+        <w:tc>
+          <w:tcPr>
+            <w:tcW w:type="dxa" w:w="3324"/>
+          </w:tcPr>
+          <w:p>
+            <w:r>
+              <w:rPr>
+                <w:b/>
+                <w:sz w:val="18"/>
+              </w:rPr>
               <w:t>Maintenance corrective</w:t>
             </w:r>
           </w:p>
@@ -6052,6 +6456,48 @@
           </w:p>
         </w:tc>
       </w:tr>
+      <w:tr>
+        <w:tc>
+          <w:tcPr>
+            <w:tcW w:type="dxa" w:w="3324"/>
+          </w:tcPr>
+          <w:p>
+            <w:r>
+              <w:rPr>
+                <w:b/>
+                <w:sz w:val="18"/>
+              </w:rPr>
+              <w:t>Restauration / remise en fonctionnement</w:t>
+            </w:r>
+          </w:p>
+        </w:tc>
+        <w:tc>
+          <w:tcPr>
+            <w:tcW w:type="dxa" w:w="3324"/>
+          </w:tcPr>
+          <w:p>
+            <w:r>
+              <w:rPr>
+                <w:sz w:val="18"/>
+              </w:rPr>
+              <w:t>Restauration depuis sauvegarde après incident imputable au Client ou modification non autorisée (art. 10 bis)</w:t>
+            </w:r>
+          </w:p>
+        </w:tc>
+        <w:tc>
+          <w:tcPr>
+            <w:tcW w:type="dxa" w:w="3324"/>
+          </w:tcPr>
+          <w:p>
+            <w:r>
+              <w:rPr>
+                <w:sz w:val="18"/>
+              </w:rPr>
+              <w:t>À l'acte (devis)</w:t>
+            </w:r>
+          </w:p>
+        </w:tc>
+      </w:tr>
     </w:tbl>
     <w:p/>
     <w:p>
@@ -6124,7 +6570,7 @@
                 <w:color w:val="1F2942"/>
                 <w:sz w:val="18"/>
               </w:rPr>
-              <w:t>Tarif mensuel HT</w:t>
+              <w:t>Tarif mensuel HT (indicatif)</w:t>
             </w:r>
           </w:p>
         </w:tc>
@@ -6169,7 +6615,7 @@
               <w:rPr>
                 <w:sz w:val="18"/>
               </w:rPr>
-              <w:t>Hébergement + BDD + SSL + sauvegardes + maintenance corrective</w:t>
+              <w:t>Hébergement + BDD + SSL + sauvegardes + sauvegarde air-gap + maintenance corrective</w:t>
             </w:r>
           </w:p>
         </w:tc>
@@ -6180,9 +6626,10 @@
           <w:p>
             <w:r>
               <w:rPr>
+                <w:b/>
                 <w:sz w:val="18"/>
               </w:rPr>
-              <w:t>_______ €/mois</w:t>
+              <w:t>49 à 89 €/mois</w:t>
             </w:r>
           </w:p>
         </w:tc>
@@ -6235,9 +6682,10 @@
           <w:p>
             <w:r>
               <w:rPr>
+                <w:b/>
                 <w:sz w:val="18"/>
               </w:rPr>
-              <w:t>_______ €/mois</w:t>
+              <w:t>129 à 199 €/mois</w:t>
             </w:r>
           </w:p>
         </w:tc>
@@ -6279,7 +6727,7 @@
               <w:rPr>
                 <w:sz w:val="18"/>
               </w:rPr>
-              <w:t>Business + enveloppe TMA mensuelle + SLA renforcé</w:t>
+              <w:t>Business + enveloppe TMA (½ j/mois) + SLA renforcé</w:t>
             </w:r>
           </w:p>
         </w:tc>
@@ -6290,9 +6738,10 @@
           <w:p>
             <w:r>
               <w:rPr>
+                <w:b/>
                 <w:sz w:val="18"/>
               </w:rPr>
-              <w:t>_______ €/mois</w:t>
+              <w:t>290 à 450 €/mois</w:t>
             </w:r>
           </w:p>
         </w:tc>
@@ -6345,9 +6794,10 @@
           <w:p>
             <w:r>
               <w:rPr>
+                <w:b/>
                 <w:sz w:val="18"/>
               </w:rPr>
-              <w:t>_______ €/jour</w:t>
+              <w:t>650 €/jour</w:t>
             </w:r>
           </w:p>
         </w:tc>
@@ -6369,6 +6819,436 @@
     <w:p/>
     <w:p>
       <w:pPr>
+        <w:ind w:left="283"/>
+      </w:pPr>
+      <w:r>
+        <w:rPr>
+          <w:i/>
+          <w:color w:val="475569"/>
+        </w:rPr>
+        <w:t>Fourchettes indicatives marché TPE/PME — à caler selon nombre d'utilisateurs et volume de données.</w:t>
+      </w:r>
+    </w:p>
+    <w:p>
+      <w:pPr>
+        <w:pStyle w:val="Heading3"/>
+      </w:pPr>
+      <w:r>
+        <w:rPr>
+          <w:color w:val="3730A3"/>
+          <w:sz w:val="24"/>
+        </w:rPr>
+        <w:t>Sauvegarde déconnectée (option obligatoire — art. 8 bis.2)</w:t>
+      </w:r>
+    </w:p>
+    <w:tbl>
+      <w:tblPr>
+        <w:tblStyle w:val="TableGrid"/>
+        <w:tblW w:type="auto" w:w="0"/>
+        <w:jc w:val="center"/>
+        <w:tblLook w:firstColumn="1" w:firstRow="1" w:lastColumn="0" w:lastRow="0" w:noHBand="0" w:noVBand="1" w:val="04A0"/>
+      </w:tblPr>
+      <w:tblGrid>
+        <w:gridCol w:w="4986"/>
+        <w:gridCol w:w="4986"/>
+      </w:tblGrid>
+      <w:tr>
+        <w:tc>
+          <w:tcPr>
+            <w:tcW w:type="dxa" w:w="4986"/>
+            <w:shd w:val="clear" w:color="auto" w:fill="EEF2FF"/>
+          </w:tcPr>
+          <w:p>
+            <w:r>
+              <w:rPr>
+                <w:b/>
+                <w:color w:val="1F2942"/>
+                <w:sz w:val="18"/>
+              </w:rPr>
+              <w:t>Prestation</w:t>
+            </w:r>
+          </w:p>
+        </w:tc>
+        <w:tc>
+          <w:tcPr>
+            <w:tcW w:type="dxa" w:w="4986"/>
+            <w:shd w:val="clear" w:color="auto" w:fill="EEF2FF"/>
+          </w:tcPr>
+          <w:p>
+            <w:r>
+              <w:rPr>
+                <w:b/>
+                <w:color w:val="1F2942"/>
+                <w:sz w:val="18"/>
+              </w:rPr>
+              <w:t>Tarif HT (indicatif)</w:t>
+            </w:r>
+          </w:p>
+        </w:tc>
+      </w:tr>
+      <w:tr>
+        <w:tc>
+          <w:tcPr>
+            <w:tcW w:type="dxa" w:w="4986"/>
+          </w:tcPr>
+          <w:p>
+            <w:r>
+              <w:rPr>
+                <w:b/>
+                <w:sz w:val="18"/>
+              </w:rPr>
+              <w:t>Sauvegarde air-gap externalisée</w:t>
+            </w:r>
+            <w:r>
+              <w:rPr>
+                <w:sz w:val="18"/>
+              </w:rPr>
+              <w:t xml:space="preserve"> (incluse dans les formules ci-dessus)</w:t>
+            </w:r>
+          </w:p>
+        </w:tc>
+        <w:tc>
+          <w:tcPr>
+            <w:tcW w:type="dxa" w:w="4986"/>
+          </w:tcPr>
+          <w:p>
+            <w:r>
+              <w:rPr>
+                <w:sz w:val="18"/>
+              </w:rPr>
+              <w:t xml:space="preserve">inclus, ou </w:t>
+            </w:r>
+            <w:r>
+              <w:rPr>
+                <w:b/>
+                <w:sz w:val="18"/>
+              </w:rPr>
+              <w:t>29 €/mois</w:t>
+            </w:r>
+            <w:r>
+              <w:rPr>
+                <w:sz w:val="18"/>
+              </w:rPr>
+              <w:t xml:space="preserve"> si souscrite seule</w:t>
+            </w:r>
+          </w:p>
+        </w:tc>
+      </w:tr>
+    </w:tbl>
+    <w:p/>
+    <w:p>
+      <w:pPr>
+        <w:pStyle w:val="Heading3"/>
+      </w:pPr>
+      <w:r>
+        <w:rPr>
+          <w:color w:val="3730A3"/>
+          <w:sz w:val="24"/>
+        </w:rPr>
+        <w:t>Restauration / remise en fonctionnement (art. 10 bis.3)</w:t>
+      </w:r>
+    </w:p>
+    <w:tbl>
+      <w:tblPr>
+        <w:tblStyle w:val="TableGrid"/>
+        <w:tblW w:type="auto" w:w="0"/>
+        <w:jc w:val="center"/>
+        <w:tblLook w:firstColumn="1" w:firstRow="1" w:lastColumn="0" w:lastRow="0" w:noHBand="0" w:noVBand="1" w:val="04A0"/>
+      </w:tblPr>
+      <w:tblGrid>
+        <w:gridCol w:w="3324"/>
+        <w:gridCol w:w="3324"/>
+        <w:gridCol w:w="3324"/>
+      </w:tblGrid>
+      <w:tr>
+        <w:tc>
+          <w:tcPr>
+            <w:tcW w:type="dxa" w:w="3324"/>
+            <w:shd w:val="clear" w:color="auto" w:fill="EEF2FF"/>
+          </w:tcPr>
+          <w:p>
+            <w:r>
+              <w:rPr>
+                <w:b/>
+                <w:color w:val="1F2942"/>
+                <w:sz w:val="18"/>
+              </w:rPr>
+              <w:t>Cas</w:t>
+            </w:r>
+          </w:p>
+        </w:tc>
+        <w:tc>
+          <w:tcPr>
+            <w:tcW w:type="dxa" w:w="3324"/>
+            <w:shd w:val="clear" w:color="auto" w:fill="EEF2FF"/>
+          </w:tcPr>
+          <w:p>
+            <w:r>
+              <w:rPr>
+                <w:b/>
+                <w:color w:val="1F2942"/>
+                <w:sz w:val="18"/>
+              </w:rPr>
+              <w:t>Tarif HT (indicatif)</w:t>
+            </w:r>
+          </w:p>
+        </w:tc>
+        <w:tc>
+          <w:tcPr>
+            <w:tcW w:type="dxa" w:w="3324"/>
+            <w:shd w:val="clear" w:color="auto" w:fill="EEF2FF"/>
+          </w:tcPr>
+          <w:p>
+            <w:r>
+              <w:rPr>
+                <w:b/>
+                <w:color w:val="1F2942"/>
+                <w:sz w:val="18"/>
+              </w:rPr>
+              <w:t>Délai</w:t>
+            </w:r>
+          </w:p>
+        </w:tc>
+      </w:tr>
+      <w:tr>
+        <w:tc>
+          <w:tcPr>
+            <w:tcW w:type="dxa" w:w="3324"/>
+          </w:tcPr>
+          <w:p>
+            <w:r>
+              <w:rPr>
+                <w:b/>
+                <w:sz w:val="18"/>
+              </w:rPr>
+              <w:t>Restauration standard</w:t>
+            </w:r>
+            <w:r>
+              <w:rPr>
+                <w:sz w:val="18"/>
+              </w:rPr>
+              <w:t xml:space="preserve"> (heures ouvrées, incident simple)</w:t>
+            </w:r>
+          </w:p>
+        </w:tc>
+        <w:tc>
+          <w:tcPr>
+            <w:tcW w:type="dxa" w:w="3324"/>
+          </w:tcPr>
+          <w:p>
+            <w:r>
+              <w:rPr>
+                <w:b/>
+                <w:sz w:val="18"/>
+              </w:rPr>
+              <w:t>690 €</w:t>
+            </w:r>
+            <w:r>
+              <w:rPr>
+                <w:sz w:val="18"/>
+              </w:rPr>
+              <w:t xml:space="preserve"> forfait</w:t>
+            </w:r>
+          </w:p>
+        </w:tc>
+        <w:tc>
+          <w:tcPr>
+            <w:tcW w:type="dxa" w:w="3324"/>
+          </w:tcPr>
+          <w:p>
+            <w:r>
+              <w:rPr>
+                <w:sz w:val="18"/>
+              </w:rPr>
+              <w:t>sous 4 h ouvrées</w:t>
+            </w:r>
+          </w:p>
+        </w:tc>
+      </w:tr>
+      <w:tr>
+        <w:tc>
+          <w:tcPr>
+            <w:tcW w:type="dxa" w:w="3324"/>
+          </w:tcPr>
+          <w:p>
+            <w:r>
+              <w:rPr>
+                <w:b/>
+                <w:sz w:val="18"/>
+              </w:rPr>
+              <w:t>Heure supplémentaire</w:t>
+            </w:r>
+            <w:r>
+              <w:rPr>
+                <w:sz w:val="18"/>
+              </w:rPr>
+              <w:t xml:space="preserve"> au-delà du forfait</w:t>
+            </w:r>
+          </w:p>
+        </w:tc>
+        <w:tc>
+          <w:tcPr>
+            <w:tcW w:type="dxa" w:w="3324"/>
+          </w:tcPr>
+          <w:p>
+            <w:r>
+              <w:rPr>
+                <w:b/>
+                <w:sz w:val="18"/>
+              </w:rPr>
+              <w:t>120 €/h</w:t>
+            </w:r>
+          </w:p>
+        </w:tc>
+        <w:tc>
+          <w:tcPr>
+            <w:tcW w:type="dxa" w:w="3324"/>
+          </w:tcPr>
+          <w:p>
+            <w:r>
+              <w:rPr>
+                <w:sz w:val="18"/>
+              </w:rPr>
+              <w:t>—</w:t>
+            </w:r>
+          </w:p>
+        </w:tc>
+      </w:tr>
+      <w:tr>
+        <w:tc>
+          <w:tcPr>
+            <w:tcW w:type="dxa" w:w="3324"/>
+          </w:tcPr>
+          <w:p>
+            <w:r>
+              <w:rPr>
+                <w:b/>
+                <w:sz w:val="18"/>
+              </w:rPr>
+              <w:t>Restauration d'urgence</w:t>
+            </w:r>
+            <w:r>
+              <w:rPr>
+                <w:sz w:val="18"/>
+              </w:rPr>
+              <w:t xml:space="preserve"> (hors heures ouvrées / week-end / férié)</w:t>
+            </w:r>
+          </w:p>
+        </w:tc>
+        <w:tc>
+          <w:tcPr>
+            <w:tcW w:type="dxa" w:w="3324"/>
+          </w:tcPr>
+          <w:p>
+            <w:r>
+              <w:rPr>
+                <w:b/>
+                <w:sz w:val="18"/>
+              </w:rPr>
+              <w:t>1 200 €</w:t>
+            </w:r>
+            <w:r>
+              <w:rPr>
+                <w:sz w:val="18"/>
+              </w:rPr>
+              <w:t xml:space="preserve"> forfait</w:t>
+            </w:r>
+          </w:p>
+        </w:tc>
+        <w:tc>
+          <w:tcPr>
+            <w:tcW w:type="dxa" w:w="3324"/>
+          </w:tcPr>
+          <w:p>
+            <w:r>
+              <w:rPr>
+                <w:sz w:val="18"/>
+              </w:rPr>
+              <w:t>sous 2 h</w:t>
+            </w:r>
+          </w:p>
+        </w:tc>
+      </w:tr>
+      <w:tr>
+        <w:tc>
+          <w:tcPr>
+            <w:tcW w:type="dxa" w:w="3324"/>
+          </w:tcPr>
+          <w:p>
+            <w:r>
+              <w:rPr>
+                <w:b/>
+                <w:sz w:val="18"/>
+              </w:rPr>
+              <w:t>Restauration après modification non autorisée du code</w:t>
+            </w:r>
+            <w:r>
+              <w:rPr>
+                <w:sz w:val="18"/>
+              </w:rPr>
+              <w:t xml:space="preserve"> (art. 10 bis) — audit + remise en état</w:t>
+            </w:r>
+          </w:p>
+        </w:tc>
+        <w:tc>
+          <w:tcPr>
+            <w:tcW w:type="dxa" w:w="3324"/>
+          </w:tcPr>
+          <w:p>
+            <w:r>
+              <w:rPr>
+                <w:b/>
+                <w:sz w:val="18"/>
+              </w:rPr>
+              <w:t>sur devis, à partir de 1 500 €</w:t>
+            </w:r>
+          </w:p>
+        </w:tc>
+        <w:tc>
+          <w:tcPr>
+            <w:tcW w:type="dxa" w:w="3324"/>
+          </w:tcPr>
+          <w:p>
+            <w:r>
+              <w:rPr>
+                <w:sz w:val="18"/>
+              </w:rPr>
+              <w:t>selon ampleur</w:t>
+            </w:r>
+          </w:p>
+        </w:tc>
+      </w:tr>
+    </w:tbl>
+    <w:p/>
+    <w:p>
+      <w:pPr>
+        <w:ind w:left="283"/>
+      </w:pPr>
+      <w:r>
+        <w:rPr>
+          <w:i/>
+          <w:color w:val="475569"/>
+        </w:rPr>
+        <w:t xml:space="preserve">Ces tarifs couvrent l'intervention de restauration depuis une sauvegarde saine. Ils ne s'appliquent </w:t>
+      </w:r>
+      <w:r>
+        <w:rPr>
+          <w:b/>
+          <w:i/>
+          <w:color w:val="475569"/>
+        </w:rPr>
+        <w:t>pas</w:t>
+      </w:r>
+      <w:r>
+        <w:rPr>
+          <w:i/>
+          <w:color w:val="475569"/>
+        </w:rPr>
+        <w:t xml:space="preserve"> aux incidents imputables au Prestataire (pris en charge sans frais au titre de la maintenance corrective).</w:t>
+      </w:r>
+    </w:p>
+    <w:p>
+      <w:pPr>
         <w:pStyle w:val="Heading3"/>
       </w:pPr>
       <w:r>
@@ -6424,7 +7304,7 @@
         <w:rPr>
           <w:i/>
         </w:rPr>
-        <w:t>Fin du document — Total : 3 articles + 1 contrat (avec article 2 bis sur les services payants) + 5 annexes.</w:t>
+        <w:t>Fin du document — Total : 3 articles + 1 contrat (articles 2 bis « services payants », 8 bis « obligations sécurité du Client », 10 bis « modification du code par un tiers ») + 5 annexes.</w:t>
       </w:r>
     </w:p>
     <w:sectPr>
